--- a/lesson2/docs/отчёт_демон.docx
+++ b/lesson2/docs/отчёт_демон.docx
@@ -41,23 +41,7 @@
           <w:caps/>
           <w:lang w:eastAsia="ru-RU"/>
         </w:rPr>
-        <w:t>Санкт</w:t>
-      </w:r>
-      <w:r>
-        <w:rPr>
-          <w:b/>
-          <w:caps/>
-          <w:lang w:eastAsia="ru-RU"/>
-        </w:rPr>
-        <w:t>-</w:t>
-      </w:r>
-      <w:r>
-        <w:rPr>
-          <w:b/>
-          <w:caps/>
-          <w:lang w:eastAsia="ru-RU"/>
-        </w:rPr>
-        <w:t>Петербургский государственный университет</w:t>
+        <w:t>Санкт-Петербургский государственный университет</w:t>
       </w:r>
     </w:p>
     <w:p>
@@ -75,21 +59,7 @@
           <w:b/>
           <w:lang w:eastAsia="ru-RU"/>
         </w:rPr>
-        <w:t>Факультет прикладной математики</w:t>
-      </w:r>
-      <w:r>
-        <w:rPr>
-          <w:b/>
-          <w:lang w:eastAsia="ru-RU"/>
-        </w:rPr>
-        <w:t>-</w:t>
-      </w:r>
-      <w:r>
-        <w:rPr>
-          <w:b/>
-          <w:lang w:eastAsia="ru-RU"/>
-        </w:rPr>
-        <w:t>процессов управления</w:t>
+        <w:t>Факультет прикладной математики-процессов управления</w:t>
       </w:r>
     </w:p>
     <w:p>
@@ -271,14 +241,7 @@
           <w:b/>
           <w:lang w:eastAsia="ru-RU"/>
         </w:rPr>
-        <w:t xml:space="preserve">Вариант – </w:t>
-      </w:r>
-      <w:r>
-        <w:rPr>
-          <w:b/>
-          <w:lang w:eastAsia="ru-RU"/>
-        </w:rPr>
-        <w:t>1</w:t>
+        <w:t>Вариант – 1</w:t>
       </w:r>
     </w:p>
     <w:tbl>
@@ -552,30 +515,16 @@
           <w:rFonts w:eastAsia="Calibri"/>
           <w:b/>
         </w:rPr>
-        <w:t>202</w:t>
-      </w:r>
-      <w:r>
+        <w:t>2024 г</w:t>
+      </w:r>
+    </w:p>
+    <w:p>
+      <w:pPr>
+        <w:jc w:val="center"/>
         <w:rPr>
           <w:rFonts w:eastAsia="Calibri"/>
           <w:b/>
         </w:rPr>
-        <w:t>4</w:t>
-      </w:r>
-      <w:r>
-        <w:rPr>
-          <w:rFonts w:eastAsia="Calibri"/>
-          <w:b/>
-        </w:rPr>
-        <w:t xml:space="preserve"> г</w:t>
-      </w:r>
-    </w:p>
-    <w:p>
-      <w:pPr>
-        <w:jc w:val="center"/>
-        <w:rPr>
-          <w:rFonts w:eastAsia="Calibri"/>
-          <w:b/>
-        </w:rPr>
       </w:pPr>
     </w:p>
     <w:p>
@@ -583,7 +532,7 @@
         <w:spacing w:before="0" w:beforeAutospacing="0" w:after="160" w:afterAutospacing="0" w:line="259" w:lineRule="auto"/>
         <w:jc w:val="center"/>
         <w:rPr>
-          <w:rFonts w:asciiTheme="minorHAnsi" w:eastAsiaTheme="minorHAnsi" w:hAnsiTheme="minorHAnsi" w:cstheme="minorBidi"/>
+          <w:rFonts w:eastAsiaTheme="minorHAnsi"/>
           <w:sz w:val="22"/>
           <w:szCs w:val="22"/>
         </w:rPr>
@@ -591,31 +540,9 @@
     </w:p>
     <w:p>
       <w:pPr>
-        <w:spacing w:before="0" w:beforeAutospacing="0" w:after="160" w:afterAutospacing="0" w:line="259" w:lineRule="auto"/>
-        <w:rPr>
-          <w:rFonts w:asciiTheme="minorHAnsi" w:eastAsiaTheme="minorHAnsi" w:hAnsiTheme="minorHAnsi" w:cstheme="minorBidi"/>
-          <w:sz w:val="22"/>
-          <w:szCs w:val="22"/>
-        </w:rPr>
-      </w:pPr>
-    </w:p>
-    <w:p>
-      <w:pPr>
-        <w:spacing w:before="0" w:beforeAutospacing="0" w:after="160" w:afterAutospacing="0" w:line="259" w:lineRule="auto"/>
-        <w:jc w:val="center"/>
-        <w:rPr>
-          <w:rFonts w:asciiTheme="minorHAnsi" w:eastAsiaTheme="minorHAnsi" w:hAnsiTheme="minorHAnsi" w:cstheme="minorBidi"/>
-          <w:sz w:val="22"/>
-          <w:szCs w:val="22"/>
-        </w:rPr>
-      </w:pPr>
-    </w:p>
-    <w:p>
-      <w:pPr>
         <w:pStyle w:val="TOCHeading"/>
-        <w:jc w:val="center"/>
-        <w:rPr>
-          <w:rFonts w:asciiTheme="minorHAnsi" w:eastAsiaTheme="minorHAnsi" w:hAnsiTheme="minorHAnsi" w:cstheme="minorBidi"/>
+        <w:rPr>
+          <w:rFonts w:ascii="Times New Roman" w:eastAsiaTheme="minorHAnsi" w:hAnsi="Times New Roman" w:cs="Times New Roman"/>
           <w:color w:val="auto"/>
           <w:sz w:val="22"/>
           <w:szCs w:val="22"/>
@@ -626,7 +553,7 @@
     <w:sdt>
       <w:sdtPr>
         <w:rPr>
-          <w:rFonts w:asciiTheme="minorHAnsi" w:eastAsiaTheme="minorHAnsi" w:hAnsiTheme="minorHAnsi" w:cstheme="minorBidi"/>
+          <w:rFonts w:ascii="Times New Roman" w:eastAsiaTheme="minorHAnsi" w:hAnsi="Times New Roman" w:cs="Times New Roman"/>
           <w:color w:val="auto"/>
           <w:sz w:val="22"/>
           <w:szCs w:val="22"/>
@@ -640,7 +567,7 @@
       </w:sdtPr>
       <w:sdtEndPr>
         <w:rPr>
-          <w:rFonts w:ascii="Times New Roman" w:eastAsia="Times New Roman" w:hAnsi="Times New Roman" w:cs="Times New Roman"/>
+          <w:rFonts w:eastAsia="Times New Roman"/>
           <w:noProof/>
           <w:sz w:val="28"/>
           <w:szCs w:val="28"/>
@@ -651,8 +578,14 @@
           <w:pPr>
             <w:pStyle w:val="TOCHeading"/>
             <w:jc w:val="center"/>
+            <w:rPr>
+              <w:rFonts w:ascii="Times New Roman" w:hAnsi="Times New Roman" w:cs="Times New Roman"/>
+            </w:rPr>
           </w:pPr>
           <w:r>
+            <w:rPr>
+              <w:rFonts w:ascii="Times New Roman" w:hAnsi="Times New Roman" w:cs="Times New Roman"/>
+            </w:rPr>
             <w:t>Оглавление</w:t>
           </w:r>
         </w:p>
@@ -675,15 +608,24 @@
             </w:rPr>
           </w:pPr>
           <w:r>
+            <w:rPr>
+              <w:rFonts w:cs="Times New Roman"/>
+            </w:rPr>
             <w:fldChar w:fldCharType="begin"/>
           </w:r>
           <w:r>
+            <w:rPr>
+              <w:rFonts w:cs="Times New Roman"/>
+            </w:rPr>
             <w:instrText xml:space="preserve"> TOC \o "1-3" \h \z \u </w:instrText>
           </w:r>
           <w:r>
+            <w:rPr>
+              <w:rFonts w:cs="Times New Roman"/>
+            </w:rPr>
             <w:fldChar w:fldCharType="separate"/>
           </w:r>
-          <w:hyperlink w:anchor="_Toc179821168" w:history="1">
+          <w:hyperlink w:anchor="_Toc185234978" w:history="1">
             <w:r>
               <w:rPr>
                 <w:rStyle w:val="Hyperlink"/>
@@ -721,7 +663,7 @@
                 <w:noProof/>
                 <w:webHidden/>
               </w:rPr>
-              <w:instrText xml:space="preserve"> PAGEREF _Toc179821168 \h </w:instrText>
+              <w:instrText xml:space="preserve"> PAGEREF _Toc185234978 \h </w:instrText>
             </w:r>
             <w:r>
               <w:rPr>
@@ -770,7 +712,7 @@
               <w14:ligatures w14:val="standardContextual"/>
             </w:rPr>
           </w:pPr>
-          <w:hyperlink w:anchor="_Toc179821169" w:history="1">
+          <w:hyperlink w:anchor="_Toc185234979" w:history="1">
             <w:r>
               <w:rPr>
                 <w:rStyle w:val="Hyperlink"/>
@@ -808,7 +750,7 @@
                 <w:noProof/>
                 <w:webHidden/>
               </w:rPr>
-              <w:instrText xml:space="preserve"> PAGEREF _Toc179821169 \h </w:instrText>
+              <w:instrText xml:space="preserve"> PAGEREF _Toc185234979 \h </w:instrText>
             </w:r>
             <w:r>
               <w:rPr>
@@ -857,7 +799,7 @@
               <w14:ligatures w14:val="standardContextual"/>
             </w:rPr>
           </w:pPr>
-          <w:hyperlink w:anchor="_Toc179821170" w:history="1">
+          <w:hyperlink w:anchor="_Toc185234980" w:history="1">
             <w:r>
               <w:rPr>
                 <w:rStyle w:val="Hyperlink"/>
@@ -895,7 +837,7 @@
                 <w:noProof/>
                 <w:webHidden/>
               </w:rPr>
-              <w:instrText xml:space="preserve"> PAGEREF _Toc179821170 \h </w:instrText>
+              <w:instrText xml:space="preserve"> PAGEREF _Toc185234980 \h </w:instrText>
             </w:r>
             <w:r>
               <w:rPr>
@@ -944,7 +886,7 @@
               <w14:ligatures w14:val="standardContextual"/>
             </w:rPr>
           </w:pPr>
-          <w:hyperlink w:anchor="_Toc179821171" w:history="1">
+          <w:hyperlink w:anchor="_Toc185234981" w:history="1">
             <w:r>
               <w:rPr>
                 <w:rStyle w:val="Hyperlink"/>
@@ -982,7 +924,7 @@
                 <w:noProof/>
                 <w:webHidden/>
               </w:rPr>
-              <w:instrText xml:space="preserve"> PAGEREF _Toc179821171 \h </w:instrText>
+              <w:instrText xml:space="preserve"> PAGEREF _Toc185234981 \h </w:instrText>
             </w:r>
             <w:r>
               <w:rPr>
@@ -1031,7 +973,7 @@
               <w14:ligatures w14:val="standardContextual"/>
             </w:rPr>
           </w:pPr>
-          <w:hyperlink w:anchor="_Toc179821172" w:history="1">
+          <w:hyperlink w:anchor="_Toc185234982" w:history="1">
             <w:r>
               <w:rPr>
                 <w:rStyle w:val="Hyperlink"/>
@@ -1048,7 +990,7 @@
                   <w14:round/>
                 </w14:textOutline>
               </w:rPr>
-              <w:t>Рекомендации пользователя</w:t>
+              <w:t>Контрольный пример</w:t>
             </w:r>
             <w:r>
               <w:rPr>
@@ -1069,7 +1011,7 @@
                 <w:noProof/>
                 <w:webHidden/>
               </w:rPr>
-              <w:instrText xml:space="preserve"> PAGEREF _Toc179821172 \h </w:instrText>
+              <w:instrText xml:space="preserve"> PAGEREF _Toc185234982 \h </w:instrText>
             </w:r>
             <w:r>
               <w:rPr>
@@ -1089,7 +1031,7 @@
                 <w:noProof/>
                 <w:webHidden/>
               </w:rPr>
-              <w:t>9</w:t>
+              <w:t>11</w:t>
             </w:r>
             <w:r>
               <w:rPr>
@@ -1118,7 +1060,7 @@
               <w14:ligatures w14:val="standardContextual"/>
             </w:rPr>
           </w:pPr>
-          <w:hyperlink w:anchor="_Toc179821173" w:history="1">
+          <w:hyperlink w:anchor="_Toc185234983" w:history="1">
             <w:r>
               <w:rPr>
                 <w:rStyle w:val="Hyperlink"/>
@@ -1135,7 +1077,7 @@
                   <w14:round/>
                 </w14:textOutline>
               </w:rPr>
-              <w:t>Рекомендации для программиста</w:t>
+              <w:t>Рекомендации пользователя</w:t>
             </w:r>
             <w:r>
               <w:rPr>
@@ -1156,7 +1098,7 @@
                 <w:noProof/>
                 <w:webHidden/>
               </w:rPr>
-              <w:instrText xml:space="preserve"> PAGEREF _Toc179821173 \h </w:instrText>
+              <w:instrText xml:space="preserve"> PAGEREF _Toc185234983 \h </w:instrText>
             </w:r>
             <w:r>
               <w:rPr>
@@ -1176,7 +1118,7 @@
                 <w:noProof/>
                 <w:webHidden/>
               </w:rPr>
-              <w:t>10</w:t>
+              <w:t>12</w:t>
             </w:r>
             <w:r>
               <w:rPr>
@@ -1205,7 +1147,7 @@
               <w14:ligatures w14:val="standardContextual"/>
             </w:rPr>
           </w:pPr>
-          <w:hyperlink w:anchor="_Toc179821174" w:history="1">
+          <w:hyperlink w:anchor="_Toc185234984" w:history="1">
             <w:r>
               <w:rPr>
                 <w:rStyle w:val="Hyperlink"/>
@@ -1222,7 +1164,7 @@
                   <w14:round/>
                 </w14:textOutline>
               </w:rPr>
-              <w:t>Вывод</w:t>
+              <w:t>Рекомендации для программиста</w:t>
             </w:r>
             <w:r>
               <w:rPr>
@@ -1243,7 +1185,7 @@
                 <w:noProof/>
                 <w:webHidden/>
               </w:rPr>
-              <w:instrText xml:space="preserve"> PAGEREF _Toc179821174 \h </w:instrText>
+              <w:instrText xml:space="preserve"> PAGEREF _Toc185234984 \h </w:instrText>
             </w:r>
             <w:r>
               <w:rPr>
@@ -1263,7 +1205,94 @@
                 <w:noProof/>
                 <w:webHidden/>
               </w:rPr>
-              <w:t>12</w:t>
+              <w:t>13</w:t>
+            </w:r>
+            <w:r>
+              <w:rPr>
+                <w:noProof/>
+                <w:webHidden/>
+              </w:rPr>
+              <w:fldChar w:fldCharType="end"/>
+            </w:r>
+          </w:hyperlink>
+        </w:p>
+        <w:p>
+          <w:pPr>
+            <w:pStyle w:val="TOC1"/>
+            <w:tabs>
+              <w:tab w:val="right" w:leader="dot" w:pos="9344"/>
+            </w:tabs>
+            <w:rPr>
+              <w:rFonts w:asciiTheme="minorHAnsi" w:eastAsiaTheme="minorEastAsia" w:hAnsiTheme="minorHAnsi" w:cstheme="minorBidi"/>
+              <w:b w:val="0"/>
+              <w:bCs w:val="0"/>
+              <w:i w:val="0"/>
+              <w:iCs w:val="0"/>
+              <w:noProof/>
+              <w:kern w:val="2"/>
+              <w:lang w:val="en-US"/>
+              <w14:ligatures w14:val="standardContextual"/>
+            </w:rPr>
+          </w:pPr>
+          <w:hyperlink w:anchor="_Toc185234985" w:history="1">
+            <w:r>
+              <w:rPr>
+                <w:rStyle w:val="Hyperlink"/>
+                <w:rFonts w:cs="Times New Roman"/>
+                <w:noProof/>
+                <w14:shadow w14:blurRad="38100" w14:dist="19050" w14:dir="2700000" w14:sx="100000" w14:sy="100000" w14:kx="0" w14:ky="0" w14:algn="tl">
+                  <w14:schemeClr w14:val="dk1">
+                    <w14:alpha w14:val="60000"/>
+                  </w14:schemeClr>
+                </w14:shadow>
+                <w14:textOutline w14:w="0" w14:cap="flat" w14:cmpd="sng" w14:algn="ctr">
+                  <w14:noFill/>
+                  <w14:prstDash w14:val="solid"/>
+                  <w14:round/>
+                </w14:textOutline>
+              </w:rPr>
+              <w:t>Вывод</w:t>
+            </w:r>
+            <w:r>
+              <w:rPr>
+                <w:noProof/>
+                <w:webHidden/>
+              </w:rPr>
+              <w:tab/>
+            </w:r>
+            <w:r>
+              <w:rPr>
+                <w:noProof/>
+                <w:webHidden/>
+              </w:rPr>
+              <w:fldChar w:fldCharType="begin"/>
+            </w:r>
+            <w:r>
+              <w:rPr>
+                <w:noProof/>
+                <w:webHidden/>
+              </w:rPr>
+              <w:instrText xml:space="preserve"> PAGEREF _Toc185234985 \h </w:instrText>
+            </w:r>
+            <w:r>
+              <w:rPr>
+                <w:noProof/>
+                <w:webHidden/>
+              </w:rPr>
+            </w:r>
+            <w:r>
+              <w:rPr>
+                <w:noProof/>
+                <w:webHidden/>
+              </w:rPr>
+              <w:fldChar w:fldCharType="separate"/>
+            </w:r>
+            <w:r>
+              <w:rPr>
+                <w:noProof/>
+                <w:webHidden/>
+              </w:rPr>
+              <w:t>15</w:t>
             </w:r>
             <w:r>
               <w:rPr>
@@ -1299,6 +1328,9 @@
       <w:pPr>
         <w:pStyle w:val="TOCHeading"/>
         <w:jc w:val="center"/>
+        <w:rPr>
+          <w:rFonts w:ascii="Times New Roman" w:hAnsi="Times New Roman" w:cs="Times New Roman"/>
+        </w:rPr>
       </w:pPr>
     </w:p>
     <w:p>
@@ -1316,6 +1348,9 @@
         <w:pStyle w:val="NoSpacing"/>
         <w:ind w:firstLine="709"/>
         <w:jc w:val="center"/>
+        <w:rPr>
+          <w:rFonts w:ascii="Times New Roman" w:hAnsi="Times New Roman" w:cs="Times New Roman"/>
+        </w:rPr>
       </w:pPr>
     </w:p>
     <w:p>
@@ -1395,7 +1430,7 @@
           </w14:textOutline>
         </w:rPr>
       </w:pPr>
-      <w:bookmarkStart w:id="1" w:name="_Toc179821168"/>
+      <w:bookmarkStart w:id="1" w:name="_Toc185234978"/>
       <w:r>
         <w:rPr>
           <w:rStyle w:val="Strong"/>
@@ -1455,7 +1490,7 @@
           </w14:textOutline>
         </w:rPr>
       </w:pPr>
-      <w:bookmarkStart w:id="2" w:name="_Toc179821169"/>
+      <w:bookmarkStart w:id="2" w:name="_Toc185234979"/>
       <w:r>
         <w:rPr>
           <w:rStyle w:val="Strong"/>
@@ -1595,7 +1630,6 @@
           <w:b/>
           <w:bCs/>
         </w:rPr>
-        <w:lastRenderedPageBreak/>
         <w:t>Управление демоном</w:t>
       </w:r>
       <w:proofErr w:type="gramStart"/>
@@ -1620,6 +1654,7 @@
           <w:b/>
           <w:bCs/>
         </w:rPr>
+        <w:lastRenderedPageBreak/>
         <w:t>Безопасность</w:t>
       </w:r>
       <w:r>
@@ -1775,11 +1810,14 @@
           <w:b/>
           <w:bCs/>
         </w:rPr>
+        <w:t>Управление процессами</w:t>
+      </w:r>
+      <w:r>
+        <w:t xml:space="preserve"> — ключевая часть создания демона, которая включает возможность его остановки, перезапуска и изменения конфигурации без необходимости завершения работы системы или </w:t>
+      </w:r>
+      <w:r>
         <w:lastRenderedPageBreak/>
-        <w:t>Управление процессами</w:t>
-      </w:r>
-      <w:r>
-        <w:t xml:space="preserve"> — ключевая часть создания демона, которая включает возможность его остановки, перезапуска и изменения конфигурации без необходимости завершения работы системы или выполнения резервных копий вручную. Это достигается через сигналы или встроенные механизмы управления в коде</w:t>
+        <w:t>выполнения резервных копий вручную. Это достигается через сигналы или встроенные механизмы управления в коде</w:t>
       </w:r>
     </w:p>
     <w:p>
@@ -1804,7 +1842,7 @@
           </w14:textOutline>
         </w:rPr>
       </w:pPr>
-      <w:bookmarkStart w:id="3" w:name="_Toc179821170"/>
+      <w:bookmarkStart w:id="3" w:name="_Toc185234980"/>
       <w:r>
         <w:rPr>
           <w:rStyle w:val="Strong"/>
@@ -1906,11 +1944,7 @@
       </w:r>
       <w:proofErr w:type="spellEnd"/>
       <w:r>
-        <w:t xml:space="preserve">, которая контролирует выполнение основного цикла. Управление процессом возможно через графический интерфейс </w:t>
-      </w:r>
-      <w:r>
-        <w:lastRenderedPageBreak/>
-        <w:t>(GUI), который позволяет запускать, останавливать демона и изменять его конфигурацию.</w:t>
+        <w:t>, которая контролирует выполнение основного цикла. Управление процессом возможно через графический интерфейс (GUI), который позволяет запускать, останавливать демона и изменять его конфигурацию.</w:t>
       </w:r>
     </w:p>
     <w:p/>
@@ -1949,7 +1983,7 @@
           </w14:textOutline>
         </w:rPr>
       </w:pPr>
-      <w:bookmarkStart w:id="4" w:name="_Toc179821171"/>
+      <w:bookmarkStart w:id="4" w:name="_Toc185234981"/>
       <w:r>
         <w:rPr>
           <w:rStyle w:val="Strong"/>
@@ -2062,10 +2096,7 @@
         <w:t>JSON</w:t>
       </w:r>
       <w:r>
-        <w:t xml:space="preserve">. </w:t>
-      </w:r>
-      <w:r>
-        <w:t>Используется для чтения и записи настроек демона.</w:t>
+        <w:t>. Используется для чтения и записи настроек демона.</w:t>
       </w:r>
     </w:p>
     <w:p>
@@ -2127,7 +2158,6 @@
           <w:bCs/>
           <w:lang w:val="en-US"/>
         </w:rPr>
-        <w:lastRenderedPageBreak/>
         <w:t>signal</w:t>
       </w:r>
       <w:r>
@@ -2141,6 +2171,7 @@
           <w:bCs/>
           <w:lang w:val="en-US"/>
         </w:rPr>
+        <w:lastRenderedPageBreak/>
         <w:t>sys</w:t>
       </w:r>
       <w:r>
@@ -2203,1063 +2234,1313 @@
         <w:t>Основные функции программы</w:t>
       </w:r>
     </w:p>
-    <w:p>
-      <w:r>
+    <w:tbl>
+      <w:tblPr>
+        <w:tblStyle w:val="TableGrid"/>
+        <w:tblW w:w="0" w:type="auto"/>
+        <w:tblLook w:val="04A0" w:firstRow="1" w:lastRow="0" w:firstColumn="1" w:lastColumn="0" w:noHBand="0" w:noVBand="1"/>
+      </w:tblPr>
+      <w:tblGrid>
+        <w:gridCol w:w="3114"/>
+        <w:gridCol w:w="3115"/>
+        <w:gridCol w:w="3115"/>
+      </w:tblGrid>
+      <w:tr>
+        <w:tc>
+          <w:tcPr>
+            <w:tcW w:w="3114" w:type="dxa"/>
+          </w:tcPr>
+          <w:p>
+            <w:pPr>
+              <w:rPr>
+                <w:b/>
+                <w:bCs/>
+              </w:rPr>
+            </w:pPr>
+            <w:r>
+              <w:rPr>
+                <w:b/>
+                <w:bCs/>
+              </w:rPr>
+              <w:t>Название функции</w:t>
+            </w:r>
+          </w:p>
+        </w:tc>
+        <w:tc>
+          <w:tcPr>
+            <w:tcW w:w="3115" w:type="dxa"/>
+          </w:tcPr>
+          <w:p>
+            <w:pPr>
+              <w:rPr>
+                <w:b/>
+                <w:bCs/>
+              </w:rPr>
+            </w:pPr>
+            <w:r>
+              <w:rPr>
+                <w:b/>
+                <w:bCs/>
+              </w:rPr>
+              <w:t>Входные переменные</w:t>
+            </w:r>
+          </w:p>
+        </w:tc>
+        <w:tc>
+          <w:tcPr>
+            <w:tcW w:w="3115" w:type="dxa"/>
+          </w:tcPr>
+          <w:p>
+            <w:pPr>
+              <w:rPr>
+                <w:b/>
+                <w:bCs/>
+              </w:rPr>
+            </w:pPr>
+            <w:r>
+              <w:rPr>
+                <w:b/>
+                <w:bCs/>
+              </w:rPr>
+              <w:t>описание</w:t>
+            </w:r>
+          </w:p>
+        </w:tc>
+      </w:tr>
+      <w:tr>
+        <w:tc>
+          <w:tcPr>
+            <w:tcW w:w="3114" w:type="dxa"/>
+          </w:tcPr>
+          <w:p>
+            <w:pPr>
+              <w:rPr>
+                <w:b/>
+                <w:bCs/>
+              </w:rPr>
+            </w:pPr>
+            <w:r>
+              <w:rPr>
+                <w:b/>
+                <w:bCs/>
+                <w:lang w:val="en-US"/>
+              </w:rPr>
+              <w:t>load</w:t>
+            </w:r>
+            <w:r>
+              <w:rPr>
+                <w:b/>
+                <w:bCs/>
+              </w:rPr>
+              <w:t>_</w:t>
+            </w:r>
+            <w:r>
+              <w:rPr>
+                <w:b/>
+                <w:bCs/>
+                <w:lang w:val="en-US"/>
+              </w:rPr>
+              <w:t>config</w:t>
+            </w:r>
+          </w:p>
+        </w:tc>
+        <w:tc>
+          <w:tcPr>
+            <w:tcW w:w="3115" w:type="dxa"/>
+          </w:tcPr>
+          <w:p>
+            <w:pPr>
+              <w:rPr>
+                <w:b/>
+                <w:bCs/>
+              </w:rPr>
+            </w:pPr>
+            <w:r>
+              <w:rPr>
+                <w:b/>
+                <w:bCs/>
+                <w:lang w:val="en-US"/>
+              </w:rPr>
+              <w:t>config</w:t>
+            </w:r>
+            <w:r>
+              <w:rPr>
+                <w:b/>
+                <w:bCs/>
+              </w:rPr>
+              <w:t>_</w:t>
+            </w:r>
+            <w:r>
+              <w:rPr>
+                <w:b/>
+                <w:bCs/>
+                <w:lang w:val="en-US"/>
+              </w:rPr>
+              <w:t>path</w:t>
+            </w:r>
+          </w:p>
+        </w:tc>
+        <w:tc>
+          <w:tcPr>
+            <w:tcW w:w="3115" w:type="dxa"/>
+          </w:tcPr>
+          <w:p>
+            <w:pPr>
+              <w:rPr>
+                <w:b/>
+                <w:bCs/>
+              </w:rPr>
+            </w:pPr>
+            <w:r>
+              <w:t xml:space="preserve">Загрузка конфигурационного файла в формате </w:t>
+            </w:r>
+            <w:r>
+              <w:rPr>
+                <w:lang w:val="en-US"/>
+              </w:rPr>
+              <w:t>JSON</w:t>
+            </w:r>
+            <w:r>
+              <w:t>. Функция открывает файл по указанному пути и возвращает данные конфигурации в виде словаря</w:t>
+            </w:r>
+          </w:p>
+        </w:tc>
+      </w:tr>
+      <w:tr>
+        <w:tc>
+          <w:tcPr>
+            <w:tcW w:w="3114" w:type="dxa"/>
+          </w:tcPr>
+          <w:p>
+            <w:pPr>
+              <w:rPr>
+                <w:b/>
+                <w:bCs/>
+              </w:rPr>
+            </w:pPr>
+            <w:r>
+              <w:rPr>
+                <w:b/>
+                <w:bCs/>
+                <w:lang w:val="en-US"/>
+              </w:rPr>
+              <w:t>setup</w:t>
+            </w:r>
+            <w:r>
+              <w:rPr>
+                <w:b/>
+                <w:bCs/>
+              </w:rPr>
+              <w:t>_</w:t>
+            </w:r>
+            <w:r>
+              <w:rPr>
+                <w:b/>
+                <w:bCs/>
+                <w:lang w:val="en-US"/>
+              </w:rPr>
+              <w:t>logging</w:t>
+            </w:r>
+          </w:p>
+        </w:tc>
+        <w:tc>
+          <w:tcPr>
+            <w:tcW w:w="3115" w:type="dxa"/>
+          </w:tcPr>
+          <w:p>
+            <w:pPr>
+              <w:rPr>
+                <w:b/>
+                <w:bCs/>
+              </w:rPr>
+            </w:pPr>
+            <w:r>
+              <w:rPr>
+                <w:b/>
+                <w:bCs/>
+                <w:lang w:val="en-US"/>
+              </w:rPr>
+              <w:t>log</w:t>
+            </w:r>
+            <w:r>
+              <w:rPr>
+                <w:b/>
+                <w:bCs/>
+              </w:rPr>
+              <w:t>_</w:t>
+            </w:r>
+            <w:r>
+              <w:rPr>
+                <w:b/>
+                <w:bCs/>
+                <w:lang w:val="en-US"/>
+              </w:rPr>
+              <w:t>file</w:t>
+            </w:r>
+          </w:p>
+        </w:tc>
+        <w:tc>
+          <w:tcPr>
+            <w:tcW w:w="3115" w:type="dxa"/>
+          </w:tcPr>
+          <w:p>
+            <w:r>
+              <w:t xml:space="preserve">Настройка журналирования для записи операций в лог-файл. Используется </w:t>
+            </w:r>
+            <w:proofErr w:type="gramStart"/>
+            <w:r>
+              <w:rPr>
+                <w:lang w:val="en-US"/>
+              </w:rPr>
+              <w:t>logging</w:t>
+            </w:r>
+            <w:r>
+              <w:t>.</w:t>
+            </w:r>
+            <w:proofErr w:type="spellStart"/>
+            <w:r>
+              <w:rPr>
+                <w:lang w:val="en-US"/>
+              </w:rPr>
+              <w:t>basicConfig</w:t>
+            </w:r>
+            <w:proofErr w:type="spellEnd"/>
+            <w:proofErr w:type="gramEnd"/>
+            <w:r>
+              <w:t>, чтобы определить формат сообщений и путь для сохранения журнала.</w:t>
+            </w:r>
+          </w:p>
+        </w:tc>
+      </w:tr>
+      <w:tr>
+        <w:tc>
+          <w:tcPr>
+            <w:tcW w:w="3114" w:type="dxa"/>
+          </w:tcPr>
+          <w:p>
+            <w:pPr>
+              <w:rPr>
+                <w:b/>
+                <w:bCs/>
+              </w:rPr>
+            </w:pPr>
+            <w:r>
+              <w:rPr>
+                <w:b/>
+                <w:bCs/>
+                <w:lang w:val="en-US"/>
+              </w:rPr>
+              <w:t>backup</w:t>
+            </w:r>
+            <w:r>
+              <w:rPr>
+                <w:b/>
+                <w:bCs/>
+              </w:rPr>
+              <w:t>_</w:t>
+            </w:r>
+            <w:r>
+              <w:rPr>
+                <w:b/>
+                <w:bCs/>
+                <w:lang w:val="en-US"/>
+              </w:rPr>
+              <w:t>files</w:t>
+            </w:r>
+          </w:p>
+        </w:tc>
+        <w:tc>
+          <w:tcPr>
+            <w:tcW w:w="3115" w:type="dxa"/>
+          </w:tcPr>
+          <w:p>
+            <w:pPr>
+              <w:rPr>
+                <w:b/>
+                <w:bCs/>
+              </w:rPr>
+            </w:pPr>
+            <w:r>
+              <w:rPr>
+                <w:b/>
+                <w:bCs/>
+                <w:lang w:val="en-US"/>
+              </w:rPr>
+              <w:t>source</w:t>
+            </w:r>
+            <w:r>
+              <w:rPr>
+                <w:b/>
+                <w:bCs/>
+              </w:rPr>
+              <w:t>_</w:t>
+            </w:r>
+            <w:proofErr w:type="spellStart"/>
+            <w:r>
+              <w:rPr>
+                <w:b/>
+                <w:bCs/>
+                <w:lang w:val="en-US"/>
+              </w:rPr>
+              <w:t>dir</w:t>
+            </w:r>
+            <w:proofErr w:type="spellEnd"/>
+            <w:r>
+              <w:rPr>
+                <w:b/>
+                <w:bCs/>
+              </w:rPr>
+              <w:t xml:space="preserve">, </w:t>
+            </w:r>
+            <w:r>
+              <w:rPr>
+                <w:b/>
+                <w:bCs/>
+                <w:lang w:val="en-US"/>
+              </w:rPr>
+              <w:t>backup</w:t>
+            </w:r>
+            <w:r>
+              <w:rPr>
+                <w:b/>
+                <w:bCs/>
+              </w:rPr>
+              <w:t>_</w:t>
+            </w:r>
+            <w:proofErr w:type="spellStart"/>
+            <w:r>
+              <w:rPr>
+                <w:b/>
+                <w:bCs/>
+                <w:lang w:val="en-US"/>
+              </w:rPr>
+              <w:t>dir</w:t>
+            </w:r>
+            <w:proofErr w:type="spellEnd"/>
+          </w:p>
+        </w:tc>
+        <w:tc>
+          <w:tcPr>
+            <w:tcW w:w="3115" w:type="dxa"/>
+          </w:tcPr>
+          <w:p>
+            <w:r>
+              <w:t xml:space="preserve">Создание резервной копии файлов из исходного каталога в каталог для резервных копий. К каждой копии добавляется временная метка для избежания перезаписи предыдущих данных. В случае успешного копирования в лог </w:t>
+            </w:r>
+            <w:r>
+              <w:lastRenderedPageBreak/>
+              <w:t>записывается сообщение об успехе, в противном случае фиксируется ошибка.</w:t>
+            </w:r>
+          </w:p>
+          <w:p>
+            <w:pPr>
+              <w:rPr>
+                <w:b/>
+                <w:bCs/>
+              </w:rPr>
+            </w:pPr>
+          </w:p>
+        </w:tc>
+      </w:tr>
+      <w:tr>
+        <w:tc>
+          <w:tcPr>
+            <w:tcW w:w="3114" w:type="dxa"/>
+          </w:tcPr>
+          <w:p>
+            <w:pPr>
+              <w:rPr>
+                <w:b/>
+                <w:bCs/>
+              </w:rPr>
+            </w:pPr>
+            <w:r>
+              <w:rPr>
+                <w:b/>
+                <w:bCs/>
+                <w:lang w:val="en-US"/>
+              </w:rPr>
+              <w:lastRenderedPageBreak/>
+              <w:t>run</w:t>
+            </w:r>
+            <w:r>
+              <w:rPr>
+                <w:b/>
+                <w:bCs/>
+              </w:rPr>
+              <w:t>_</w:t>
+            </w:r>
+            <w:r>
+              <w:rPr>
+                <w:b/>
+                <w:bCs/>
+                <w:lang w:val="en-US"/>
+              </w:rPr>
+              <w:t>backup</w:t>
+            </w:r>
+            <w:r>
+              <w:rPr>
+                <w:b/>
+                <w:bCs/>
+              </w:rPr>
+              <w:t>_</w:t>
+            </w:r>
+            <w:r>
+              <w:rPr>
+                <w:b/>
+                <w:bCs/>
+                <w:lang w:val="en-US"/>
+              </w:rPr>
+              <w:t>daemon</w:t>
+            </w:r>
+          </w:p>
+        </w:tc>
+        <w:tc>
+          <w:tcPr>
+            <w:tcW w:w="3115" w:type="dxa"/>
+          </w:tcPr>
+          <w:p>
+            <w:pPr>
+              <w:rPr>
+                <w:b/>
+                <w:bCs/>
+              </w:rPr>
+            </w:pPr>
+            <w:r>
+              <w:rPr>
+                <w:b/>
+                <w:bCs/>
+                <w:lang w:val="en-US"/>
+              </w:rPr>
+              <w:t>config</w:t>
+            </w:r>
+            <w:r>
+              <w:rPr>
+                <w:b/>
+                <w:bCs/>
+              </w:rPr>
+              <w:t>_</w:t>
+            </w:r>
+            <w:r>
+              <w:rPr>
+                <w:b/>
+                <w:bCs/>
+                <w:lang w:val="en-US"/>
+              </w:rPr>
+              <w:t>path</w:t>
+            </w:r>
+          </w:p>
+        </w:tc>
+        <w:tc>
+          <w:tcPr>
+            <w:tcW w:w="3115" w:type="dxa"/>
+          </w:tcPr>
+          <w:p>
+            <w:pPr>
+              <w:rPr>
+                <w:b/>
+                <w:bCs/>
+              </w:rPr>
+            </w:pPr>
+            <w:r>
+              <w:t xml:space="preserve">Основная функция демона, </w:t>
+            </w:r>
+            <w:proofErr w:type="spellStart"/>
+            <w:r>
+              <w:t>запускающаяся</w:t>
+            </w:r>
+            <w:proofErr w:type="spellEnd"/>
+            <w:r>
+              <w:t xml:space="preserve"> в фоновом режиме. Она выполняет загрузку конфигурации, настройку журналирования и периодическое копирование файлов с заданным интервалом времени, который указывается в конфигурации.</w:t>
+            </w:r>
+          </w:p>
+        </w:tc>
+      </w:tr>
+      <w:tr>
+        <w:tc>
+          <w:tcPr>
+            <w:tcW w:w="3114" w:type="dxa"/>
+          </w:tcPr>
+          <w:p>
+            <w:pPr>
+              <w:rPr>
+                <w:b/>
+                <w:bCs/>
+              </w:rPr>
+            </w:pPr>
+            <w:r>
+              <w:rPr>
+                <w:b/>
+                <w:bCs/>
+                <w:lang w:val="en-US"/>
+              </w:rPr>
+              <w:t>stop</w:t>
+            </w:r>
+            <w:r>
+              <w:rPr>
+                <w:b/>
+                <w:bCs/>
+              </w:rPr>
+              <w:t>_</w:t>
+            </w:r>
+            <w:r>
+              <w:rPr>
+                <w:b/>
+                <w:bCs/>
+                <w:lang w:val="en-US"/>
+              </w:rPr>
+              <w:t>daemon</w:t>
+            </w:r>
+          </w:p>
+        </w:tc>
+        <w:tc>
+          <w:tcPr>
+            <w:tcW w:w="3115" w:type="dxa"/>
+          </w:tcPr>
+          <w:p>
+            <w:pPr>
+              <w:rPr>
+                <w:b/>
+                <w:bCs/>
+              </w:rPr>
+            </w:pPr>
+            <w:r>
+              <w:rPr>
+                <w:b/>
+                <w:bCs/>
+              </w:rPr>
+              <w:t>-</w:t>
+            </w:r>
+          </w:p>
+        </w:tc>
+        <w:tc>
+          <w:tcPr>
+            <w:tcW w:w="3115" w:type="dxa"/>
+          </w:tcPr>
+          <w:p>
+            <w:pPr>
+              <w:rPr>
+                <w:b/>
+                <w:bCs/>
+              </w:rPr>
+            </w:pPr>
+            <w:r>
+              <w:t xml:space="preserve">Функция для остановки работы демона. Она изменяет значение глобальной переменной </w:t>
+            </w:r>
+            <w:r>
+              <w:rPr>
+                <w:lang w:val="en-US"/>
+              </w:rPr>
+              <w:t>is</w:t>
+            </w:r>
+            <w:r>
+              <w:t>_</w:t>
+            </w:r>
+            <w:r>
+              <w:rPr>
+                <w:lang w:val="en-US"/>
+              </w:rPr>
+              <w:t>running</w:t>
+            </w:r>
+            <w:r>
+              <w:t>, что прерывает основной цикл программы и завершает работу демона.</w:t>
+            </w:r>
+          </w:p>
+        </w:tc>
+      </w:tr>
+      <w:tr>
+        <w:tc>
+          <w:tcPr>
+            <w:tcW w:w="3114" w:type="dxa"/>
+          </w:tcPr>
+          <w:p>
+            <w:r>
+              <w:rPr>
+                <w:b/>
+                <w:bCs/>
+                <w:lang w:val="en-US"/>
+              </w:rPr>
+              <w:t>start</w:t>
+            </w:r>
+            <w:r>
+              <w:rPr>
+                <w:b/>
+                <w:bCs/>
+              </w:rPr>
+              <w:t>_</w:t>
+            </w:r>
+            <w:r>
+              <w:rPr>
+                <w:b/>
+                <w:bCs/>
+                <w:lang w:val="en-US"/>
+              </w:rPr>
+              <w:t>daemon</w:t>
+            </w:r>
+            <w:r>
+              <w:br/>
+            </w:r>
+          </w:p>
+          <w:p>
+            <w:pPr>
+              <w:rPr>
+                <w:b/>
+                <w:bCs/>
+              </w:rPr>
+            </w:pPr>
+          </w:p>
+        </w:tc>
+        <w:tc>
+          <w:tcPr>
+            <w:tcW w:w="3115" w:type="dxa"/>
+          </w:tcPr>
+          <w:p>
+            <w:pPr>
+              <w:rPr>
+                <w:b/>
+                <w:bCs/>
+              </w:rPr>
+            </w:pPr>
+            <w:r>
+              <w:rPr>
+                <w:b/>
+                <w:bCs/>
+                <w:lang w:val="en-US"/>
+              </w:rPr>
+              <w:t>config</w:t>
+            </w:r>
+            <w:r>
+              <w:rPr>
+                <w:b/>
+                <w:bCs/>
+              </w:rPr>
+              <w:t>_</w:t>
+            </w:r>
+            <w:r>
+              <w:rPr>
+                <w:b/>
+                <w:bCs/>
+                <w:lang w:val="en-US"/>
+              </w:rPr>
+              <w:t>path</w:t>
+            </w:r>
+          </w:p>
+        </w:tc>
+        <w:tc>
+          <w:tcPr>
+            <w:tcW w:w="3115" w:type="dxa"/>
+          </w:tcPr>
+          <w:p>
+            <w:r>
+              <w:t>Запускает демон в отдельном потоке, чтобы процесс резервного копирования мог выполняться в фоновом режиме, не блокируя основной поток приложения.</w:t>
+            </w:r>
+          </w:p>
+          <w:p>
+            <w:pPr>
+              <w:rPr>
+                <w:b/>
+                <w:bCs/>
+              </w:rPr>
+            </w:pPr>
+          </w:p>
+        </w:tc>
+      </w:tr>
+      <w:tr>
+        <w:tc>
+          <w:tcPr>
+            <w:tcW w:w="3114" w:type="dxa"/>
+          </w:tcPr>
+          <w:p>
+            <w:pPr>
+              <w:rPr>
+                <w:b/>
+                <w:bCs/>
+              </w:rPr>
+            </w:pPr>
+            <w:r>
+              <w:rPr>
+                <w:b/>
+                <w:bCs/>
+                <w:lang w:val="en-US"/>
+              </w:rPr>
+              <w:t>save</w:t>
+            </w:r>
+            <w:r>
+              <w:rPr>
+                <w:b/>
+                <w:bCs/>
+              </w:rPr>
+              <w:t>_</w:t>
+            </w:r>
+            <w:r>
+              <w:rPr>
+                <w:b/>
+                <w:bCs/>
+                <w:lang w:val="en-US"/>
+              </w:rPr>
+              <w:t>config</w:t>
+            </w:r>
+          </w:p>
+        </w:tc>
+        <w:tc>
+          <w:tcPr>
+            <w:tcW w:w="3115" w:type="dxa"/>
+          </w:tcPr>
+          <w:p>
+            <w:pPr>
+              <w:rPr>
+                <w:b/>
+                <w:bCs/>
+              </w:rPr>
+            </w:pPr>
+            <w:r>
+              <w:rPr>
+                <w:b/>
+                <w:bCs/>
+              </w:rPr>
+              <w:t>-</w:t>
+            </w:r>
+          </w:p>
+        </w:tc>
+        <w:tc>
+          <w:tcPr>
+            <w:tcW w:w="3115" w:type="dxa"/>
+          </w:tcPr>
+          <w:p>
+            <w:r>
+              <w:t xml:space="preserve">Метод для сохранения текущих настроек в конфигурационный </w:t>
+            </w:r>
+            <w:r>
+              <w:lastRenderedPageBreak/>
+              <w:t xml:space="preserve">файл. Он собирает данные из текстовых полей интерфейса и сохраняет их в </w:t>
+            </w:r>
+            <w:r>
+              <w:rPr>
+                <w:lang w:val="en-US"/>
+              </w:rPr>
+              <w:t>JSON</w:t>
+            </w:r>
+            <w:r>
+              <w:t>-файл.</w:t>
+            </w:r>
+          </w:p>
+          <w:p>
+            <w:pPr>
+              <w:rPr>
+                <w:b/>
+                <w:bCs/>
+              </w:rPr>
+            </w:pPr>
+          </w:p>
+        </w:tc>
+      </w:tr>
+      <w:tr>
+        <w:tc>
+          <w:tcPr>
+            <w:tcW w:w="3114" w:type="dxa"/>
+          </w:tcPr>
+          <w:p>
+            <w:pPr>
+              <w:rPr>
+                <w:b/>
+                <w:bCs/>
+              </w:rPr>
+            </w:pPr>
+            <w:r>
+              <w:rPr>
+                <w:b/>
+                <w:bCs/>
+                <w:lang w:val="en-US"/>
+              </w:rPr>
+              <w:lastRenderedPageBreak/>
+              <w:t>load</w:t>
+            </w:r>
+            <w:r>
+              <w:rPr>
+                <w:b/>
+                <w:bCs/>
+              </w:rPr>
+              <w:t>_</w:t>
+            </w:r>
+            <w:r>
+              <w:rPr>
+                <w:b/>
+                <w:bCs/>
+                <w:lang w:val="en-US"/>
+              </w:rPr>
+              <w:t>config</w:t>
+            </w:r>
+          </w:p>
+        </w:tc>
+        <w:tc>
+          <w:tcPr>
+            <w:tcW w:w="3115" w:type="dxa"/>
+          </w:tcPr>
+          <w:p>
+            <w:pPr>
+              <w:rPr>
+                <w:b/>
+                <w:bCs/>
+              </w:rPr>
+            </w:pPr>
+            <w:r>
+              <w:rPr>
+                <w:b/>
+                <w:bCs/>
+              </w:rPr>
+              <w:t>-</w:t>
+            </w:r>
+          </w:p>
+        </w:tc>
+        <w:tc>
+          <w:tcPr>
+            <w:tcW w:w="3115" w:type="dxa"/>
+          </w:tcPr>
+          <w:p>
+            <w:pPr>
+              <w:rPr>
+                <w:b/>
+                <w:bCs/>
+              </w:rPr>
+            </w:pPr>
+            <w:r>
+              <w:t>Метод для загрузки настроек из конфигурационного файла при открытии программы. Загруженные данные автоматически подставляются в текстовые поля графического интерфейса.</w:t>
+            </w:r>
+          </w:p>
+        </w:tc>
+      </w:tr>
+      <w:tr>
+        <w:tc>
+          <w:tcPr>
+            <w:tcW w:w="3114" w:type="dxa"/>
+          </w:tcPr>
+          <w:p>
+            <w:pPr>
+              <w:rPr>
+                <w:b/>
+                <w:bCs/>
+              </w:rPr>
+            </w:pPr>
+            <w:r>
+              <w:rPr>
+                <w:b/>
+                <w:bCs/>
+                <w:lang w:val="en-US"/>
+              </w:rPr>
+              <w:t>run</w:t>
+            </w:r>
+            <w:r>
+              <w:rPr>
+                <w:b/>
+                <w:bCs/>
+              </w:rPr>
+              <w:t>_</w:t>
+            </w:r>
+            <w:r>
+              <w:rPr>
+                <w:b/>
+                <w:bCs/>
+                <w:lang w:val="en-US"/>
+              </w:rPr>
+              <w:t>daemon</w:t>
+            </w:r>
+          </w:p>
+        </w:tc>
+        <w:tc>
+          <w:tcPr>
+            <w:tcW w:w="3115" w:type="dxa"/>
+          </w:tcPr>
+          <w:p>
+            <w:pPr>
+              <w:rPr>
+                <w:b/>
+                <w:bCs/>
+              </w:rPr>
+            </w:pPr>
+            <w:r>
+              <w:rPr>
+                <w:b/>
+                <w:bCs/>
+              </w:rPr>
+              <w:t>-</w:t>
+            </w:r>
+          </w:p>
+        </w:tc>
+        <w:tc>
+          <w:tcPr>
+            <w:tcW w:w="3115" w:type="dxa"/>
+          </w:tcPr>
+          <w:p>
+            <w:pPr>
+              <w:rPr>
+                <w:b/>
+                <w:bCs/>
+              </w:rPr>
+            </w:pPr>
+            <w:r>
+              <w:t>Метод, который сохраняет текущие настройки и запускает демон резервного копирования с использованием этих настроек.</w:t>
+            </w:r>
+          </w:p>
+        </w:tc>
+      </w:tr>
+    </w:tbl>
+    <w:p/>
+    <w:p>
+      <w:pPr>
         <w:rPr>
           <w:b/>
           <w:bCs/>
-          <w:lang w:val="en-US"/>
-        </w:rPr>
-        <w:t>load</w:t>
-      </w:r>
+        </w:rPr>
+      </w:pPr>
       <w:r>
         <w:rPr>
           <w:b/>
           <w:bCs/>
         </w:rPr>
-        <w:t>_</w:t>
-      </w:r>
-      <w:r>
+        <w:t>Основные переменные</w:t>
+      </w:r>
+    </w:p>
+    <w:tbl>
+      <w:tblPr>
+        <w:tblStyle w:val="TableGrid"/>
+        <w:tblW w:w="0" w:type="auto"/>
+        <w:tblLook w:val="04A0" w:firstRow="1" w:lastRow="0" w:firstColumn="1" w:lastColumn="0" w:noHBand="0" w:noVBand="1"/>
+      </w:tblPr>
+      <w:tblGrid>
+        <w:gridCol w:w="4672"/>
+        <w:gridCol w:w="4672"/>
+      </w:tblGrid>
+      <w:tr>
+        <w:tc>
+          <w:tcPr>
+            <w:tcW w:w="4672" w:type="dxa"/>
+          </w:tcPr>
+          <w:p>
+            <w:pPr>
+              <w:rPr>
+                <w:b/>
+                <w:bCs/>
+              </w:rPr>
+            </w:pPr>
+            <w:r>
+              <w:rPr>
+                <w:b/>
+                <w:bCs/>
+              </w:rPr>
+              <w:t>Имя переменной</w:t>
+            </w:r>
+          </w:p>
+        </w:tc>
+        <w:tc>
+          <w:tcPr>
+            <w:tcW w:w="4672" w:type="dxa"/>
+          </w:tcPr>
+          <w:p>
+            <w:pPr>
+              <w:rPr>
+                <w:b/>
+                <w:bCs/>
+              </w:rPr>
+            </w:pPr>
+            <w:r>
+              <w:rPr>
+                <w:b/>
+                <w:bCs/>
+              </w:rPr>
+              <w:t>функция</w:t>
+            </w:r>
+          </w:p>
+        </w:tc>
+      </w:tr>
+      <w:tr>
+        <w:tc>
+          <w:tcPr>
+            <w:tcW w:w="4672" w:type="dxa"/>
+          </w:tcPr>
+          <w:p>
+            <w:r>
+              <w:rPr>
+                <w:b/>
+                <w:bCs/>
+                <w:lang w:val="en-US"/>
+              </w:rPr>
+              <w:t>is</w:t>
+            </w:r>
+            <w:r>
+              <w:rPr>
+                <w:b/>
+                <w:bCs/>
+              </w:rPr>
+              <w:t>_</w:t>
+            </w:r>
+            <w:r>
+              <w:rPr>
+                <w:b/>
+                <w:bCs/>
+                <w:lang w:val="en-US"/>
+              </w:rPr>
+              <w:t>running</w:t>
+            </w:r>
+          </w:p>
+        </w:tc>
+        <w:tc>
+          <w:tcPr>
+            <w:tcW w:w="4672" w:type="dxa"/>
+          </w:tcPr>
+          <w:p>
+            <w:r>
+              <w:t xml:space="preserve">Глобальная переменная, которая контролирует состояние работы демона. Если она установлена в </w:t>
+            </w:r>
+            <w:r>
+              <w:rPr>
+                <w:lang w:val="en-US"/>
+              </w:rPr>
+              <w:t>False</w:t>
+            </w:r>
+            <w:r>
+              <w:t>, демон прекращает выполнение и завершает работу.</w:t>
+            </w:r>
+          </w:p>
+          <w:p>
+            <w:pPr>
+              <w:rPr>
+                <w:b/>
+                <w:bCs/>
+              </w:rPr>
+            </w:pPr>
+          </w:p>
+        </w:tc>
+      </w:tr>
+      <w:tr>
+        <w:tc>
+          <w:tcPr>
+            <w:tcW w:w="4672" w:type="dxa"/>
+          </w:tcPr>
+          <w:p>
+            <w:pPr>
+              <w:rPr>
+                <w:b/>
+                <w:bCs/>
+                <w:lang w:val="en-US"/>
+              </w:rPr>
+            </w:pPr>
+            <w:proofErr w:type="spellStart"/>
+            <w:r>
+              <w:rPr>
+                <w:b/>
+                <w:bCs/>
+                <w:lang w:val="en-US"/>
+              </w:rPr>
+              <w:t>source_entry</w:t>
+            </w:r>
+            <w:proofErr w:type="spellEnd"/>
+            <w:r>
+              <w:rPr>
+                <w:b/>
+                <w:bCs/>
+                <w:lang w:val="en-US"/>
+              </w:rPr>
+              <w:t xml:space="preserve">, </w:t>
+            </w:r>
+            <w:proofErr w:type="spellStart"/>
+            <w:r>
+              <w:rPr>
+                <w:b/>
+                <w:bCs/>
+                <w:lang w:val="en-US"/>
+              </w:rPr>
+              <w:t>backup_entry</w:t>
+            </w:r>
+            <w:proofErr w:type="spellEnd"/>
+            <w:r>
+              <w:rPr>
+                <w:b/>
+                <w:bCs/>
+                <w:lang w:val="en-US"/>
+              </w:rPr>
+              <w:t xml:space="preserve">, </w:t>
+            </w:r>
+            <w:proofErr w:type="spellStart"/>
+            <w:r>
+              <w:rPr>
+                <w:b/>
+                <w:bCs/>
+                <w:lang w:val="en-US"/>
+              </w:rPr>
+              <w:t>interval_entry</w:t>
+            </w:r>
+            <w:proofErr w:type="spellEnd"/>
+          </w:p>
+        </w:tc>
+        <w:tc>
+          <w:tcPr>
+            <w:tcW w:w="4672" w:type="dxa"/>
+          </w:tcPr>
+          <w:p>
+            <w:r>
+              <w:t xml:space="preserve">Поля ввода в графическом интерфейсе для задания исходного каталога, каталога резервных копий </w:t>
+            </w:r>
+            <w:r>
+              <w:lastRenderedPageBreak/>
+              <w:t>и интервала резервного копирования соответственно.</w:t>
+            </w:r>
+          </w:p>
+          <w:p>
+            <w:pPr>
+              <w:rPr>
+                <w:b/>
+                <w:bCs/>
+              </w:rPr>
+            </w:pPr>
+          </w:p>
+        </w:tc>
+      </w:tr>
+      <w:tr>
+        <w:tc>
+          <w:tcPr>
+            <w:tcW w:w="4672" w:type="dxa"/>
+          </w:tcPr>
+          <w:p>
+            <w:pPr>
+              <w:rPr>
+                <w:b/>
+                <w:bCs/>
+              </w:rPr>
+            </w:pPr>
+            <w:r>
+              <w:rPr>
+                <w:b/>
+                <w:bCs/>
+                <w:lang w:val="en-US"/>
+              </w:rPr>
+              <w:lastRenderedPageBreak/>
+              <w:t>config</w:t>
+            </w:r>
+            <w:r>
+              <w:rPr>
+                <w:b/>
+                <w:bCs/>
+              </w:rPr>
+              <w:t>_</w:t>
+            </w:r>
+            <w:r>
+              <w:rPr>
+                <w:b/>
+                <w:bCs/>
+                <w:lang w:val="en-US"/>
+              </w:rPr>
+              <w:t>path</w:t>
+            </w:r>
+          </w:p>
+        </w:tc>
+        <w:tc>
+          <w:tcPr>
+            <w:tcW w:w="4672" w:type="dxa"/>
+          </w:tcPr>
+          <w:p>
+            <w:pPr>
+              <w:rPr>
+                <w:b/>
+                <w:bCs/>
+              </w:rPr>
+            </w:pPr>
+            <w:r>
+              <w:t xml:space="preserve">Путь к конфигурационному файлу в формате </w:t>
+            </w:r>
+            <w:r>
+              <w:rPr>
+                <w:lang w:val="en-US"/>
+              </w:rPr>
+              <w:t>JSON</w:t>
+            </w:r>
+            <w:r>
+              <w:t>, который используется для хранения настроек программы.</w:t>
+            </w:r>
+          </w:p>
+        </w:tc>
+      </w:tr>
+      <w:tr>
+        <w:tc>
+          <w:tcPr>
+            <w:tcW w:w="4672" w:type="dxa"/>
+          </w:tcPr>
+          <w:p>
+            <w:pPr>
+              <w:rPr>
+                <w:b/>
+                <w:bCs/>
+              </w:rPr>
+            </w:pPr>
+            <w:r>
+              <w:rPr>
+                <w:b/>
+                <w:bCs/>
+                <w:lang w:val="en-US"/>
+              </w:rPr>
+              <w:t>log</w:t>
+            </w:r>
+            <w:r>
+              <w:rPr>
+                <w:b/>
+                <w:bCs/>
+              </w:rPr>
+              <w:t>_</w:t>
+            </w:r>
+            <w:r>
+              <w:rPr>
+                <w:b/>
+                <w:bCs/>
+                <w:lang w:val="en-US"/>
+              </w:rPr>
+              <w:t>file</w:t>
+            </w:r>
+            <w:r>
+              <w:br/>
+            </w:r>
+          </w:p>
+        </w:tc>
+        <w:tc>
+          <w:tcPr>
+            <w:tcW w:w="4672" w:type="dxa"/>
+          </w:tcPr>
+          <w:p>
+            <w:r>
+              <w:t>Путь к файлу журнала, в который записываются все события резервного копирования</w:t>
+            </w:r>
+          </w:p>
+          <w:p>
+            <w:pPr>
+              <w:rPr>
+                <w:b/>
+                <w:bCs/>
+              </w:rPr>
+            </w:pPr>
+          </w:p>
+        </w:tc>
+      </w:tr>
+    </w:tbl>
+    <w:p>
+      <w:pPr>
         <w:rPr>
           <w:b/>
           <w:bCs/>
-          <w:lang w:val="en-US"/>
-        </w:rPr>
-        <w:t>config</w:t>
-      </w:r>
-      <w:r>
+        </w:rPr>
+      </w:pPr>
+    </w:p>
+    <w:p>
+      <w:pPr>
+        <w:spacing w:before="0" w:beforeAutospacing="0" w:after="160" w:afterAutospacing="0" w:line="259" w:lineRule="auto"/>
         <w:rPr>
           <w:b/>
           <w:bCs/>
         </w:rPr>
-        <w:t>(</w:t>
-      </w:r>
+      </w:pPr>
       <w:r>
         <w:rPr>
           <w:b/>
           <w:bCs/>
-          <w:lang w:val="en-US"/>
-        </w:rPr>
-        <w:t>config</w:t>
-      </w:r>
-      <w:r>
-        <w:rPr>
-          <w:b/>
-          <w:bCs/>
-        </w:rPr>
-        <w:t>_</w:t>
-      </w:r>
-      <w:r>
-        <w:rPr>
-          <w:b/>
-          <w:bCs/>
-          <w:lang w:val="en-US"/>
-        </w:rPr>
-        <w:t>path</w:t>
-      </w:r>
-      <w:r>
-        <w:rPr>
-          <w:b/>
-          <w:bCs/>
-        </w:rPr>
-        <w:t>)</w:t>
-      </w:r>
-      <w:r>
-        <w:br/>
-        <w:t xml:space="preserve">Загрузка конфигурационного файла в формате </w:t>
-      </w:r>
-      <w:r>
-        <w:rPr>
-          <w:lang w:val="en-US"/>
-        </w:rPr>
-        <w:t>JSON</w:t>
-      </w:r>
-      <w:r>
-        <w:t xml:space="preserve">. </w:t>
-      </w:r>
-      <w:r>
-        <w:t>Функция открывает файл по указанному пути и возвращает данные конфигурации в виде словаря.</w:t>
-      </w:r>
-    </w:p>
-    <w:p>
-      <w:r>
-        <w:rPr>
-          <w:b/>
-          <w:bCs/>
-          <w:lang w:val="en-US"/>
-        </w:rPr>
-        <w:t>setup</w:t>
-      </w:r>
-      <w:r>
-        <w:rPr>
-          <w:b/>
-          <w:bCs/>
-        </w:rPr>
-        <w:t>_</w:t>
-      </w:r>
-      <w:r>
-        <w:rPr>
-          <w:b/>
-          <w:bCs/>
-          <w:lang w:val="en-US"/>
-        </w:rPr>
-        <w:t>logging</w:t>
-      </w:r>
-      <w:r>
-        <w:rPr>
-          <w:b/>
-          <w:bCs/>
-        </w:rPr>
-        <w:t>(</w:t>
-      </w:r>
-      <w:r>
-        <w:rPr>
-          <w:b/>
-          <w:bCs/>
-          <w:lang w:val="en-US"/>
-        </w:rPr>
-        <w:t>log</w:t>
-      </w:r>
-      <w:r>
-        <w:rPr>
-          <w:b/>
-          <w:bCs/>
-        </w:rPr>
-        <w:t>_</w:t>
-      </w:r>
-      <w:r>
-        <w:rPr>
-          <w:b/>
-          <w:bCs/>
-          <w:lang w:val="en-US"/>
-        </w:rPr>
-        <w:t>file</w:t>
-      </w:r>
-      <w:r>
-        <w:rPr>
-          <w:b/>
-          <w:bCs/>
-        </w:rPr>
-        <w:t>)</w:t>
-      </w:r>
-      <w:r>
-        <w:br/>
-        <w:t xml:space="preserve">Настройка журналирования для записи операций в лог-файл. Используется </w:t>
-      </w:r>
-      <w:proofErr w:type="gramStart"/>
-      <w:r>
-        <w:rPr>
-          <w:lang w:val="en-US"/>
-        </w:rPr>
-        <w:t>logging</w:t>
-      </w:r>
-      <w:r>
-        <w:t>.</w:t>
-      </w:r>
-      <w:proofErr w:type="spellStart"/>
-      <w:r>
-        <w:rPr>
-          <w:lang w:val="en-US"/>
-        </w:rPr>
-        <w:t>basicConfig</w:t>
-      </w:r>
-      <w:proofErr w:type="spellEnd"/>
-      <w:proofErr w:type="gramEnd"/>
-      <w:r>
-        <w:t>, чтобы определить формат сообщений и путь для сохранения журнала.</w:t>
-      </w:r>
-    </w:p>
-    <w:p>
-      <w:r>
-        <w:rPr>
-          <w:b/>
-          <w:bCs/>
-          <w:lang w:val="en-US"/>
-        </w:rPr>
-        <w:t>backup</w:t>
-      </w:r>
-      <w:r>
-        <w:rPr>
-          <w:b/>
-          <w:bCs/>
-        </w:rPr>
-        <w:t>_</w:t>
-      </w:r>
-      <w:proofErr w:type="gramStart"/>
-      <w:r>
-        <w:rPr>
-          <w:b/>
-          <w:bCs/>
-          <w:lang w:val="en-US"/>
-        </w:rPr>
-        <w:t>files</w:t>
-      </w:r>
-      <w:r>
-        <w:rPr>
-          <w:b/>
-          <w:bCs/>
-        </w:rPr>
-        <w:t>(</w:t>
-      </w:r>
-      <w:proofErr w:type="gramEnd"/>
-      <w:r>
-        <w:rPr>
-          <w:b/>
-          <w:bCs/>
-          <w:lang w:val="en-US"/>
-        </w:rPr>
-        <w:t>source</w:t>
-      </w:r>
-      <w:r>
-        <w:rPr>
-          <w:b/>
-          <w:bCs/>
-        </w:rPr>
-        <w:t>_</w:t>
-      </w:r>
-      <w:proofErr w:type="spellStart"/>
-      <w:r>
-        <w:rPr>
-          <w:b/>
-          <w:bCs/>
-          <w:lang w:val="en-US"/>
-        </w:rPr>
-        <w:t>dir</w:t>
-      </w:r>
-      <w:proofErr w:type="spellEnd"/>
-      <w:r>
-        <w:rPr>
-          <w:b/>
-          <w:bCs/>
-        </w:rPr>
-        <w:t xml:space="preserve">, </w:t>
-      </w:r>
-      <w:r>
-        <w:rPr>
-          <w:b/>
-          <w:bCs/>
-          <w:lang w:val="en-US"/>
-        </w:rPr>
-        <w:t>backup</w:t>
-      </w:r>
-      <w:r>
-        <w:rPr>
-          <w:b/>
-          <w:bCs/>
-        </w:rPr>
-        <w:t>_</w:t>
-      </w:r>
-      <w:proofErr w:type="spellStart"/>
-      <w:r>
-        <w:rPr>
-          <w:b/>
-          <w:bCs/>
-          <w:lang w:val="en-US"/>
-        </w:rPr>
-        <w:t>dir</w:t>
-      </w:r>
-      <w:proofErr w:type="spellEnd"/>
-      <w:r>
-        <w:rPr>
-          <w:b/>
-          <w:bCs/>
-        </w:rPr>
-        <w:t>)</w:t>
-      </w:r>
-      <w:r>
-        <w:br/>
-        <w:t>Создание резервной копии файлов из исходного каталога в каталог для резервных копий. К каждой копии добавляется временная метка для избежания перезаписи предыдущих данных. В случае успешного копирования в лог записывается сообщение об успехе, в противном случае фиксируется ошибка.</w:t>
-      </w:r>
-    </w:p>
-    <w:p>
-      <w:r>
-        <w:rPr>
-          <w:b/>
-          <w:bCs/>
-          <w:lang w:val="en-US"/>
-        </w:rPr>
-        <w:t>run</w:t>
-      </w:r>
-      <w:r>
-        <w:rPr>
-          <w:b/>
-          <w:bCs/>
-        </w:rPr>
-        <w:t>_</w:t>
-      </w:r>
-      <w:r>
-        <w:rPr>
-          <w:b/>
-          <w:bCs/>
-          <w:lang w:val="en-US"/>
-        </w:rPr>
-        <w:t>backup</w:t>
-      </w:r>
-      <w:r>
-        <w:rPr>
-          <w:b/>
-          <w:bCs/>
-        </w:rPr>
-        <w:t>_</w:t>
-      </w:r>
-      <w:r>
-        <w:rPr>
-          <w:b/>
-          <w:bCs/>
-          <w:lang w:val="en-US"/>
-        </w:rPr>
-        <w:t>daemon</w:t>
-      </w:r>
-      <w:r>
-        <w:rPr>
-          <w:b/>
-          <w:bCs/>
-        </w:rPr>
-        <w:t>(</w:t>
-      </w:r>
-      <w:r>
-        <w:rPr>
-          <w:b/>
-          <w:bCs/>
-          <w:lang w:val="en-US"/>
-        </w:rPr>
-        <w:t>config</w:t>
-      </w:r>
-      <w:r>
-        <w:rPr>
-          <w:b/>
-          <w:bCs/>
-        </w:rPr>
-        <w:t>_</w:t>
-      </w:r>
-      <w:r>
-        <w:rPr>
-          <w:b/>
-          <w:bCs/>
-          <w:lang w:val="en-US"/>
-        </w:rPr>
-        <w:t>path</w:t>
-      </w:r>
-      <w:r>
-        <w:rPr>
-          <w:b/>
-          <w:bCs/>
-        </w:rPr>
-        <w:t>)</w:t>
-      </w:r>
-      <w:r>
-        <w:br/>
-        <w:t xml:space="preserve">Основная функция демона, </w:t>
-      </w:r>
-      <w:proofErr w:type="spellStart"/>
-      <w:r>
-        <w:t>запускающаяся</w:t>
-      </w:r>
-      <w:proofErr w:type="spellEnd"/>
-      <w:r>
-        <w:t xml:space="preserve"> в фоновом режиме. Она выполняет загрузку конфигурации, настройку журналирования и периодическое копирование файлов с заданным интервалом времени, который указывается в конфигурации.</w:t>
-      </w:r>
-    </w:p>
-    <w:p>
-      <w:r>
-        <w:rPr>
-          <w:b/>
-          <w:bCs/>
-          <w:lang w:val="en-US"/>
-        </w:rPr>
-        <w:t>stop</w:t>
-      </w:r>
-      <w:r>
-        <w:rPr>
-          <w:b/>
-          <w:bCs/>
-        </w:rPr>
-        <w:t>_</w:t>
-      </w:r>
-      <w:proofErr w:type="gramStart"/>
-      <w:r>
-        <w:rPr>
-          <w:b/>
-          <w:bCs/>
-          <w:lang w:val="en-US"/>
-        </w:rPr>
-        <w:t>daemon</w:t>
-      </w:r>
-      <w:r>
-        <w:rPr>
-          <w:b/>
-          <w:bCs/>
-        </w:rPr>
-        <w:t>(</w:t>
-      </w:r>
-      <w:proofErr w:type="gramEnd"/>
-      <w:r>
-        <w:rPr>
-          <w:b/>
-          <w:bCs/>
-        </w:rPr>
-        <w:t>)</w:t>
-      </w:r>
-      <w:r>
-        <w:br/>
-        <w:t xml:space="preserve">Функция для остановки работы демона. Она изменяет значение глобальной переменной </w:t>
-      </w:r>
-      <w:r>
-        <w:rPr>
-          <w:lang w:val="en-US"/>
-        </w:rPr>
-        <w:t>is</w:t>
-      </w:r>
-      <w:r>
-        <w:t>_</w:t>
-      </w:r>
-      <w:r>
-        <w:rPr>
-          <w:lang w:val="en-US"/>
-        </w:rPr>
-        <w:t>running</w:t>
-      </w:r>
-      <w:r>
-        <w:t>, что прерывает основной цикл программы и завершает работу демона.</w:t>
-      </w:r>
-    </w:p>
-    <w:p>
-      <w:r>
-        <w:rPr>
-          <w:b/>
-          <w:bCs/>
-          <w:lang w:val="en-US"/>
-        </w:rPr>
-        <w:lastRenderedPageBreak/>
-        <w:t>start</w:t>
-      </w:r>
-      <w:r>
-        <w:rPr>
-          <w:b/>
-          <w:bCs/>
-        </w:rPr>
-        <w:t>_</w:t>
-      </w:r>
-      <w:r>
-        <w:rPr>
-          <w:b/>
-          <w:bCs/>
-          <w:lang w:val="en-US"/>
-        </w:rPr>
-        <w:t>daemon</w:t>
-      </w:r>
-      <w:r>
-        <w:rPr>
-          <w:b/>
-          <w:bCs/>
-        </w:rPr>
-        <w:t>(</w:t>
-      </w:r>
-      <w:r>
-        <w:rPr>
-          <w:b/>
-          <w:bCs/>
-          <w:lang w:val="en-US"/>
-        </w:rPr>
-        <w:t>config</w:t>
-      </w:r>
-      <w:r>
-        <w:rPr>
-          <w:b/>
-          <w:bCs/>
-        </w:rPr>
-        <w:t>_</w:t>
-      </w:r>
-      <w:r>
-        <w:rPr>
-          <w:b/>
-          <w:bCs/>
-          <w:lang w:val="en-US"/>
-        </w:rPr>
-        <w:t>path</w:t>
-      </w:r>
-      <w:r>
-        <w:rPr>
-          <w:b/>
-          <w:bCs/>
-        </w:rPr>
-        <w:t>)</w:t>
-      </w:r>
-      <w:r>
-        <w:br/>
-        <w:t>Запускает демон в отдельном потоке, чтобы процесс резервного копирования мог выполняться в фоновом режиме, не блокируя основной поток приложения.</w:t>
-      </w:r>
-    </w:p>
-    <w:p>
-      <w:proofErr w:type="spellStart"/>
-      <w:r>
-        <w:rPr>
-          <w:b/>
-          <w:bCs/>
-          <w:lang w:val="en-US"/>
-        </w:rPr>
-        <w:t>BackupConfigGUI</w:t>
-      </w:r>
-      <w:proofErr w:type="spellEnd"/>
-      <w:r>
-        <w:rPr>
-          <w:b/>
-          <w:bCs/>
-        </w:rPr>
-        <w:t xml:space="preserve"> (класс)</w:t>
-      </w:r>
-      <w:r>
-        <w:br/>
-        <w:t xml:space="preserve">Это класс для создания графического интерфейса управления демонстрационным процессом. </w:t>
-      </w:r>
-      <w:r>
-        <w:t>Он включает в себя:</w:t>
-      </w:r>
-    </w:p>
-    <w:p>
-      <w:r>
-        <w:t>Поля для ввода исходного каталога, каталога для резервных копий и интервала резервного копирования.</w:t>
-      </w:r>
-    </w:p>
-    <w:p>
-      <w:r>
-        <w:t>Кнопки для сохранения конфигурации, запуска демона и его остановки.</w:t>
-      </w:r>
-    </w:p>
-    <w:p>
-      <w:r>
-        <w:t xml:space="preserve">Методы для загрузки и сохранения настроек в </w:t>
-      </w:r>
-      <w:r>
-        <w:rPr>
-          <w:lang w:val="en-US"/>
-        </w:rPr>
-        <w:t>JSON</w:t>
-      </w:r>
-      <w:r>
-        <w:t>-файл, а также для управления демоном.</w:t>
-      </w:r>
-    </w:p>
-    <w:p>
-      <w:r>
-        <w:rPr>
-          <w:b/>
-          <w:bCs/>
-          <w:lang w:val="en-US"/>
-        </w:rPr>
-        <w:t>save</w:t>
-      </w:r>
-      <w:r>
-        <w:rPr>
-          <w:b/>
-          <w:bCs/>
-        </w:rPr>
-        <w:t>_</w:t>
-      </w:r>
-      <w:proofErr w:type="gramStart"/>
-      <w:r>
-        <w:rPr>
-          <w:b/>
-          <w:bCs/>
-          <w:lang w:val="en-US"/>
-        </w:rPr>
-        <w:t>config</w:t>
-      </w:r>
-      <w:r>
-        <w:rPr>
-          <w:b/>
-          <w:bCs/>
-        </w:rPr>
-        <w:t>(</w:t>
-      </w:r>
-      <w:proofErr w:type="gramEnd"/>
-      <w:r>
-        <w:rPr>
-          <w:b/>
-          <w:bCs/>
-        </w:rPr>
-        <w:t xml:space="preserve">) (метод класса </w:t>
-      </w:r>
-      <w:proofErr w:type="spellStart"/>
-      <w:r>
-        <w:rPr>
-          <w:b/>
-          <w:bCs/>
-          <w:lang w:val="en-US"/>
-        </w:rPr>
-        <w:t>BackupConfigGUI</w:t>
-      </w:r>
-      <w:proofErr w:type="spellEnd"/>
-      <w:r>
-        <w:rPr>
-          <w:b/>
-          <w:bCs/>
-        </w:rPr>
-        <w:t>)</w:t>
-      </w:r>
-      <w:r>
-        <w:br/>
-        <w:t xml:space="preserve">Метод для сохранения текущих настроек в конфигурационный файл. Он собирает данные из текстовых полей интерфейса и сохраняет их в </w:t>
-      </w:r>
-      <w:r>
-        <w:rPr>
-          <w:lang w:val="en-US"/>
-        </w:rPr>
-        <w:t>JSON</w:t>
-      </w:r>
-      <w:r>
-        <w:t>-файл.</w:t>
-      </w:r>
-    </w:p>
-    <w:p>
-      <w:pPr>
-        <w:rPr>
-          <w:lang w:val="en-US"/>
-        </w:rPr>
-      </w:pPr>
-      <w:r>
-        <w:rPr>
-          <w:b/>
-          <w:bCs/>
-          <w:lang w:val="en-US"/>
-        </w:rPr>
-        <w:t>load</w:t>
-      </w:r>
-      <w:r>
-        <w:rPr>
-          <w:b/>
-          <w:bCs/>
-        </w:rPr>
-        <w:t>_</w:t>
-      </w:r>
-      <w:proofErr w:type="gramStart"/>
-      <w:r>
-        <w:rPr>
-          <w:b/>
-          <w:bCs/>
-          <w:lang w:val="en-US"/>
-        </w:rPr>
-        <w:t>config</w:t>
-      </w:r>
-      <w:r>
-        <w:rPr>
-          <w:b/>
-          <w:bCs/>
-        </w:rPr>
-        <w:t>(</w:t>
-      </w:r>
-      <w:proofErr w:type="gramEnd"/>
-      <w:r>
-        <w:rPr>
-          <w:b/>
-          <w:bCs/>
-        </w:rPr>
-        <w:t xml:space="preserve">) (метод класса </w:t>
-      </w:r>
-      <w:proofErr w:type="spellStart"/>
-      <w:r>
-        <w:rPr>
-          <w:b/>
-          <w:bCs/>
-          <w:lang w:val="en-US"/>
-        </w:rPr>
-        <w:t>BackupConfigGUI</w:t>
-      </w:r>
-      <w:proofErr w:type="spellEnd"/>
-      <w:r>
-        <w:rPr>
-          <w:b/>
-          <w:bCs/>
-        </w:rPr>
-        <w:t>)</w:t>
-      </w:r>
-      <w:r>
-        <w:br/>
-        <w:t xml:space="preserve">Метод для загрузки настроек из конфигурационного файла при открытии программы. </w:t>
-      </w:r>
-      <w:proofErr w:type="spellStart"/>
-      <w:r>
-        <w:rPr>
-          <w:lang w:val="en-US"/>
-        </w:rPr>
-        <w:t>Загруженные</w:t>
-      </w:r>
-      <w:proofErr w:type="spellEnd"/>
-      <w:r>
-        <w:rPr>
-          <w:lang w:val="en-US"/>
-        </w:rPr>
-        <w:t xml:space="preserve"> </w:t>
-      </w:r>
-      <w:proofErr w:type="spellStart"/>
-      <w:r>
-        <w:rPr>
-          <w:lang w:val="en-US"/>
-        </w:rPr>
-        <w:t>данные</w:t>
-      </w:r>
-      <w:proofErr w:type="spellEnd"/>
-      <w:r>
-        <w:rPr>
-          <w:lang w:val="en-US"/>
-        </w:rPr>
-        <w:t xml:space="preserve"> </w:t>
-      </w:r>
-      <w:proofErr w:type="spellStart"/>
-      <w:r>
-        <w:rPr>
-          <w:lang w:val="en-US"/>
-        </w:rPr>
-        <w:t>автоматически</w:t>
-      </w:r>
-      <w:proofErr w:type="spellEnd"/>
-      <w:r>
-        <w:rPr>
-          <w:lang w:val="en-US"/>
-        </w:rPr>
-        <w:t xml:space="preserve"> </w:t>
-      </w:r>
-      <w:proofErr w:type="spellStart"/>
-      <w:r>
-        <w:rPr>
-          <w:lang w:val="en-US"/>
-        </w:rPr>
-        <w:t>подставляются</w:t>
-      </w:r>
-      <w:proofErr w:type="spellEnd"/>
-      <w:r>
-        <w:rPr>
-          <w:lang w:val="en-US"/>
-        </w:rPr>
-        <w:t xml:space="preserve"> в </w:t>
-      </w:r>
-      <w:proofErr w:type="spellStart"/>
-      <w:r>
-        <w:rPr>
-          <w:lang w:val="en-US"/>
-        </w:rPr>
-        <w:t>текстовые</w:t>
-      </w:r>
-      <w:proofErr w:type="spellEnd"/>
-      <w:r>
-        <w:rPr>
-          <w:lang w:val="en-US"/>
-        </w:rPr>
-        <w:t xml:space="preserve"> </w:t>
-      </w:r>
-      <w:proofErr w:type="spellStart"/>
-      <w:r>
-        <w:rPr>
-          <w:lang w:val="en-US"/>
-        </w:rPr>
-        <w:t>поля</w:t>
-      </w:r>
-      <w:proofErr w:type="spellEnd"/>
-      <w:r>
-        <w:rPr>
-          <w:lang w:val="en-US"/>
-        </w:rPr>
-        <w:t xml:space="preserve"> </w:t>
-      </w:r>
-      <w:proofErr w:type="spellStart"/>
-      <w:r>
-        <w:rPr>
-          <w:lang w:val="en-US"/>
-        </w:rPr>
-        <w:t>графического</w:t>
-      </w:r>
-      <w:proofErr w:type="spellEnd"/>
-      <w:r>
-        <w:rPr>
-          <w:lang w:val="en-US"/>
-        </w:rPr>
-        <w:t xml:space="preserve"> </w:t>
-      </w:r>
-      <w:proofErr w:type="spellStart"/>
-      <w:r>
-        <w:rPr>
-          <w:lang w:val="en-US"/>
-        </w:rPr>
-        <w:t>интерфейса</w:t>
-      </w:r>
-      <w:proofErr w:type="spellEnd"/>
-      <w:r>
-        <w:rPr>
-          <w:lang w:val="en-US"/>
-        </w:rPr>
-        <w:t>.</w:t>
-      </w:r>
-    </w:p>
-    <w:p>
-      <w:r>
-        <w:rPr>
-          <w:b/>
-          <w:bCs/>
-          <w:lang w:val="en-US"/>
-        </w:rPr>
-        <w:t>run</w:t>
-      </w:r>
-      <w:r>
-        <w:rPr>
-          <w:b/>
-          <w:bCs/>
-        </w:rPr>
-        <w:t>_</w:t>
-      </w:r>
-      <w:proofErr w:type="gramStart"/>
-      <w:r>
-        <w:rPr>
-          <w:b/>
-          <w:bCs/>
-          <w:lang w:val="en-US"/>
-        </w:rPr>
-        <w:t>daemon</w:t>
-      </w:r>
-      <w:r>
-        <w:rPr>
-          <w:b/>
-          <w:bCs/>
-        </w:rPr>
-        <w:t>(</w:t>
-      </w:r>
-      <w:proofErr w:type="gramEnd"/>
-      <w:r>
-        <w:rPr>
-          <w:b/>
-          <w:bCs/>
-        </w:rPr>
-        <w:t xml:space="preserve">) (метод класса </w:t>
-      </w:r>
-      <w:proofErr w:type="spellStart"/>
-      <w:r>
-        <w:rPr>
-          <w:b/>
-          <w:bCs/>
-          <w:lang w:val="en-US"/>
-        </w:rPr>
-        <w:t>BackupConfigGUI</w:t>
-      </w:r>
-      <w:proofErr w:type="spellEnd"/>
-      <w:r>
-        <w:rPr>
-          <w:b/>
-          <w:bCs/>
-        </w:rPr>
-        <w:t>)</w:t>
-      </w:r>
-      <w:r>
-        <w:br/>
-        <w:t>Метод, который сохраняет текущие настройки и запускает демон резервного копирования с использованием этих настроек.</w:t>
-      </w:r>
-    </w:p>
-    <w:p>
-      <w:pPr>
-        <w:rPr>
-          <w:b/>
-          <w:bCs/>
-        </w:rPr>
-      </w:pPr>
-      <w:r>
-        <w:rPr>
-          <w:b/>
-          <w:bCs/>
-        </w:rPr>
-        <w:t>Основные переменные</w:t>
-      </w:r>
-    </w:p>
-    <w:p>
-      <w:r>
-        <w:rPr>
-          <w:b/>
-          <w:bCs/>
-          <w:lang w:val="en-US"/>
-        </w:rPr>
-        <w:t>is</w:t>
-      </w:r>
-      <w:r>
-        <w:rPr>
-          <w:b/>
-          <w:bCs/>
-        </w:rPr>
-        <w:t>_</w:t>
-      </w:r>
-      <w:r>
-        <w:rPr>
-          <w:b/>
-          <w:bCs/>
-          <w:lang w:val="en-US"/>
-        </w:rPr>
-        <w:t>running</w:t>
-      </w:r>
-      <w:r>
-        <w:br/>
-        <w:t xml:space="preserve">Глобальная переменная, которая контролирует состояние работы демона. Если она установлена в </w:t>
-      </w:r>
-      <w:r>
-        <w:rPr>
-          <w:lang w:val="en-US"/>
-        </w:rPr>
-        <w:t>False</w:t>
-      </w:r>
-      <w:r>
-        <w:t>, демон прекращает выполнение и завершает работу.</w:t>
-      </w:r>
-    </w:p>
-    <w:p>
-      <w:r>
-        <w:rPr>
-          <w:b/>
-          <w:bCs/>
-          <w:lang w:val="en-US"/>
-        </w:rPr>
-        <w:t>source</w:t>
-      </w:r>
-      <w:r>
-        <w:rPr>
-          <w:b/>
-          <w:bCs/>
-        </w:rPr>
-        <w:t>_</w:t>
-      </w:r>
-      <w:r>
-        <w:rPr>
-          <w:b/>
-          <w:bCs/>
-          <w:lang w:val="en-US"/>
-        </w:rPr>
-        <w:t>entry</w:t>
-      </w:r>
-      <w:r>
-        <w:rPr>
-          <w:b/>
-          <w:bCs/>
-        </w:rPr>
-        <w:t xml:space="preserve">, </w:t>
-      </w:r>
-      <w:r>
-        <w:rPr>
-          <w:b/>
-          <w:bCs/>
-          <w:lang w:val="en-US"/>
-        </w:rPr>
-        <w:t>backup</w:t>
-      </w:r>
-      <w:r>
-        <w:rPr>
-          <w:b/>
-          <w:bCs/>
-        </w:rPr>
-        <w:t>_</w:t>
-      </w:r>
-      <w:r>
-        <w:rPr>
-          <w:b/>
-          <w:bCs/>
-          <w:lang w:val="en-US"/>
-        </w:rPr>
-        <w:t>entry</w:t>
-      </w:r>
-      <w:r>
-        <w:rPr>
-          <w:b/>
-          <w:bCs/>
-        </w:rPr>
-        <w:t xml:space="preserve">, </w:t>
-      </w:r>
-      <w:r>
-        <w:rPr>
-          <w:b/>
-          <w:bCs/>
-          <w:lang w:val="en-US"/>
-        </w:rPr>
-        <w:t>interval</w:t>
-      </w:r>
-      <w:r>
-        <w:rPr>
-          <w:b/>
-          <w:bCs/>
-        </w:rPr>
-        <w:t>_</w:t>
-      </w:r>
-      <w:r>
-        <w:rPr>
-          <w:b/>
-          <w:bCs/>
-          <w:lang w:val="en-US"/>
-        </w:rPr>
-        <w:t>entry</w:t>
-      </w:r>
-      <w:r>
-        <w:br/>
-        <w:t>Поля ввода в графическом интерфейсе для задания исходного каталога, каталога резервных копий и интервала резервного копирования соответственно.</w:t>
-      </w:r>
-    </w:p>
-    <w:p>
-      <w:r>
-        <w:rPr>
-          <w:b/>
-          <w:bCs/>
-          <w:lang w:val="en-US"/>
-        </w:rPr>
-        <w:lastRenderedPageBreak/>
-        <w:t>config</w:t>
-      </w:r>
-      <w:r>
-        <w:rPr>
-          <w:b/>
-          <w:bCs/>
-        </w:rPr>
-        <w:t>_</w:t>
-      </w:r>
-      <w:r>
-        <w:rPr>
-          <w:b/>
-          <w:bCs/>
-          <w:lang w:val="en-US"/>
-        </w:rPr>
-        <w:t>path</w:t>
-      </w:r>
-      <w:r>
-        <w:br/>
-        <w:t xml:space="preserve">Путь к конфигурационному файлу в формате </w:t>
-      </w:r>
-      <w:r>
-        <w:rPr>
-          <w:lang w:val="en-US"/>
-        </w:rPr>
-        <w:t>JSON</w:t>
-      </w:r>
-      <w:r>
-        <w:t>, который используется для хранения настроек программы.</w:t>
-      </w:r>
-    </w:p>
-    <w:p>
-      <w:r>
-        <w:rPr>
-          <w:b/>
-          <w:bCs/>
-          <w:lang w:val="en-US"/>
-        </w:rPr>
-        <w:t>log</w:t>
-      </w:r>
-      <w:r>
-        <w:rPr>
-          <w:b/>
-          <w:bCs/>
-        </w:rPr>
-        <w:t>_</w:t>
-      </w:r>
-      <w:r>
-        <w:rPr>
-          <w:b/>
-          <w:bCs/>
-          <w:lang w:val="en-US"/>
-        </w:rPr>
-        <w:t>file</w:t>
-      </w:r>
-      <w:r>
-        <w:br/>
-        <w:t>Путь к файлу журнала, в который записываются все события резервного копирования</w:t>
+        </w:rPr>
+        <w:br w:type="page"/>
       </w:r>
     </w:p>
     <w:p>
@@ -3284,10 +3565,8 @@
           </w14:textOutline>
         </w:rPr>
       </w:pPr>
-    </w:p>
-    <w:p>
-      <w:pPr>
-        <w:pStyle w:val="Heading1"/>
+      <w:bookmarkStart w:id="5" w:name="_Toc185234982"/>
+      <w:r>
         <w:rPr>
           <w:rStyle w:val="Strong"/>
           <w:rFonts w:ascii="Times New Roman" w:hAnsi="Times New Roman" w:cs="Times New Roman"/>
@@ -3306,9 +3585,556 @@
             <w14:round/>
           </w14:textOutline>
         </w:rPr>
-      </w:pPr>
-      <w:bookmarkStart w:id="5" w:name="_Toc179821172"/>
-      <w:r>
+        <w:lastRenderedPageBreak/>
+        <w:t>Контрольный пример</w:t>
+      </w:r>
+      <w:bookmarkEnd w:id="5"/>
+    </w:p>
+    <w:p>
+      <w:pPr>
+        <w:keepNext/>
+        <w:jc w:val="center"/>
+      </w:pPr>
+      <w:r>
+        <w:drawing>
+          <wp:inline distT="0" distB="0" distL="0" distR="0" wp14:anchorId="1820D972" wp14:editId="3F429E7D">
+            <wp:extent cx="2425700" cy="3340100"/>
+            <wp:effectExtent l="0" t="0" r="0" b="0"/>
+            <wp:docPr id="1098278882" name="Picture 1"/>
+            <wp:cNvGraphicFramePr>
+              <a:graphicFrameLocks xmlns:a="http://schemas.openxmlformats.org/drawingml/2006/main" noChangeAspect="1"/>
+            </wp:cNvGraphicFramePr>
+            <a:graphic xmlns:a="http://schemas.openxmlformats.org/drawingml/2006/main">
+              <a:graphicData uri="http://schemas.openxmlformats.org/drawingml/2006/picture">
+                <pic:pic xmlns:pic="http://schemas.openxmlformats.org/drawingml/2006/picture">
+                  <pic:nvPicPr>
+                    <pic:cNvPr id="1098278882" name=""/>
+                    <pic:cNvPicPr/>
+                  </pic:nvPicPr>
+                  <pic:blipFill>
+                    <a:blip r:embed="rId8"/>
+                    <a:stretch>
+                      <a:fillRect/>
+                    </a:stretch>
+                  </pic:blipFill>
+                  <pic:spPr>
+                    <a:xfrm>
+                      <a:off x="0" y="0"/>
+                      <a:ext cx="2425700" cy="3340100"/>
+                    </a:xfrm>
+                    <a:prstGeom prst="rect">
+                      <a:avLst/>
+                    </a:prstGeom>
+                  </pic:spPr>
+                </pic:pic>
+              </a:graphicData>
+            </a:graphic>
+          </wp:inline>
+        </w:drawing>
+      </w:r>
+    </w:p>
+    <w:p>
+      <w:pPr>
+        <w:pStyle w:val="Caption"/>
+        <w:jc w:val="center"/>
+        <w:rPr>
+          <w:sz w:val="24"/>
+          <w:szCs w:val="24"/>
+        </w:rPr>
+      </w:pPr>
+      <w:r>
+        <w:rPr>
+          <w:sz w:val="24"/>
+          <w:szCs w:val="24"/>
+        </w:rPr>
+        <w:t xml:space="preserve">Рисунок </w:t>
+      </w:r>
+      <w:r>
+        <w:rPr>
+          <w:sz w:val="24"/>
+          <w:szCs w:val="24"/>
+        </w:rPr>
+        <w:fldChar w:fldCharType="begin"/>
+      </w:r>
+      <w:r>
+        <w:rPr>
+          <w:sz w:val="24"/>
+          <w:szCs w:val="24"/>
+        </w:rPr>
+        <w:instrText xml:space="preserve"> SEQ Рисунок \* ARABIC </w:instrText>
+      </w:r>
+      <w:r>
+        <w:rPr>
+          <w:sz w:val="24"/>
+          <w:szCs w:val="24"/>
+        </w:rPr>
+        <w:fldChar w:fldCharType="separate"/>
+      </w:r>
+      <w:r>
+        <w:rPr>
+          <w:noProof/>
+          <w:sz w:val="24"/>
+          <w:szCs w:val="24"/>
+        </w:rPr>
+        <w:t>1</w:t>
+      </w:r>
+      <w:r>
+        <w:rPr>
+          <w:sz w:val="24"/>
+          <w:szCs w:val="24"/>
+        </w:rPr>
+        <w:fldChar w:fldCharType="end"/>
+      </w:r>
+      <w:r>
+        <w:rPr>
+          <w:sz w:val="24"/>
+          <w:szCs w:val="24"/>
+        </w:rPr>
+        <w:t>. Начальный экран</w:t>
+      </w:r>
+    </w:p>
+    <w:p>
+      <w:pPr>
+        <w:keepNext/>
+        <w:jc w:val="center"/>
+      </w:pPr>
+      <w:r>
+        <w:rPr>
+          <w:lang w:val="en-US"/>
+        </w:rPr>
+        <w:drawing>
+          <wp:inline distT="0" distB="0" distL="0" distR="0" wp14:anchorId="60D2DCD0" wp14:editId="146E14B2">
+            <wp:extent cx="4457700" cy="3340100"/>
+            <wp:effectExtent l="0" t="0" r="0" b="0"/>
+            <wp:docPr id="1642221146" name="Picture 1"/>
+            <wp:cNvGraphicFramePr>
+              <a:graphicFrameLocks xmlns:a="http://schemas.openxmlformats.org/drawingml/2006/main" noChangeAspect="1"/>
+            </wp:cNvGraphicFramePr>
+            <a:graphic xmlns:a="http://schemas.openxmlformats.org/drawingml/2006/main">
+              <a:graphicData uri="http://schemas.openxmlformats.org/drawingml/2006/picture">
+                <pic:pic xmlns:pic="http://schemas.openxmlformats.org/drawingml/2006/picture">
+                  <pic:nvPicPr>
+                    <pic:cNvPr id="1642221146" name=""/>
+                    <pic:cNvPicPr/>
+                  </pic:nvPicPr>
+                  <pic:blipFill>
+                    <a:blip r:embed="rId9"/>
+                    <a:stretch>
+                      <a:fillRect/>
+                    </a:stretch>
+                  </pic:blipFill>
+                  <pic:spPr>
+                    <a:xfrm>
+                      <a:off x="0" y="0"/>
+                      <a:ext cx="4457700" cy="3340100"/>
+                    </a:xfrm>
+                    <a:prstGeom prst="rect">
+                      <a:avLst/>
+                    </a:prstGeom>
+                  </pic:spPr>
+                </pic:pic>
+              </a:graphicData>
+            </a:graphic>
+          </wp:inline>
+        </w:drawing>
+      </w:r>
+    </w:p>
+    <w:p>
+      <w:pPr>
+        <w:pStyle w:val="Caption"/>
+        <w:jc w:val="center"/>
+        <w:rPr>
+          <w:sz w:val="24"/>
+          <w:szCs w:val="24"/>
+          <w:lang w:val="en-US"/>
+        </w:rPr>
+      </w:pPr>
+      <w:r>
+        <w:rPr>
+          <w:sz w:val="24"/>
+          <w:szCs w:val="24"/>
+        </w:rPr>
+        <w:t xml:space="preserve">Рисунок </w:t>
+      </w:r>
+      <w:r>
+        <w:rPr>
+          <w:sz w:val="24"/>
+          <w:szCs w:val="24"/>
+        </w:rPr>
+        <w:fldChar w:fldCharType="begin"/>
+      </w:r>
+      <w:r>
+        <w:rPr>
+          <w:sz w:val="24"/>
+          <w:szCs w:val="24"/>
+        </w:rPr>
+        <w:instrText xml:space="preserve"> SEQ Рисунок \* ARABIC </w:instrText>
+      </w:r>
+      <w:r>
+        <w:rPr>
+          <w:sz w:val="24"/>
+          <w:szCs w:val="24"/>
+        </w:rPr>
+        <w:fldChar w:fldCharType="separate"/>
+      </w:r>
+      <w:r>
+        <w:rPr>
+          <w:noProof/>
+          <w:sz w:val="24"/>
+          <w:szCs w:val="24"/>
+        </w:rPr>
+        <w:t>2</w:t>
+      </w:r>
+      <w:r>
+        <w:rPr>
+          <w:sz w:val="24"/>
+          <w:szCs w:val="24"/>
+        </w:rPr>
+        <w:fldChar w:fldCharType="end"/>
+      </w:r>
+      <w:r>
+        <w:rPr>
+          <w:sz w:val="24"/>
+          <w:szCs w:val="24"/>
+        </w:rPr>
+        <w:t>. Настройка демона</w:t>
+      </w:r>
+    </w:p>
+    <w:p>
+      <w:pPr>
+        <w:keepNext/>
+        <w:jc w:val="center"/>
+      </w:pPr>
+      <w:r>
+        <w:lastRenderedPageBreak/>
+        <w:drawing>
+          <wp:inline distT="0" distB="0" distL="0" distR="0" wp14:anchorId="1DC73EDE" wp14:editId="173FE773">
+            <wp:extent cx="5939790" cy="1704340"/>
+            <wp:effectExtent l="0" t="0" r="3810" b="0"/>
+            <wp:docPr id="96446105" name="Picture 1"/>
+            <wp:cNvGraphicFramePr>
+              <a:graphicFrameLocks xmlns:a="http://schemas.openxmlformats.org/drawingml/2006/main" noChangeAspect="1"/>
+            </wp:cNvGraphicFramePr>
+            <a:graphic xmlns:a="http://schemas.openxmlformats.org/drawingml/2006/main">
+              <a:graphicData uri="http://schemas.openxmlformats.org/drawingml/2006/picture">
+                <pic:pic xmlns:pic="http://schemas.openxmlformats.org/drawingml/2006/picture">
+                  <pic:nvPicPr>
+                    <pic:cNvPr id="96446105" name=""/>
+                    <pic:cNvPicPr/>
+                  </pic:nvPicPr>
+                  <pic:blipFill>
+                    <a:blip r:embed="rId10"/>
+                    <a:stretch>
+                      <a:fillRect/>
+                    </a:stretch>
+                  </pic:blipFill>
+                  <pic:spPr>
+                    <a:xfrm>
+                      <a:off x="0" y="0"/>
+                      <a:ext cx="5939790" cy="1704340"/>
+                    </a:xfrm>
+                    <a:prstGeom prst="rect">
+                      <a:avLst/>
+                    </a:prstGeom>
+                  </pic:spPr>
+                </pic:pic>
+              </a:graphicData>
+            </a:graphic>
+          </wp:inline>
+        </w:drawing>
+      </w:r>
+    </w:p>
+    <w:p>
+      <w:pPr>
+        <w:pStyle w:val="Caption"/>
+        <w:jc w:val="center"/>
+        <w:rPr>
+          <w:sz w:val="24"/>
+          <w:szCs w:val="24"/>
+          <w:lang w:val="en-US"/>
+        </w:rPr>
+      </w:pPr>
+      <w:r>
+        <w:rPr>
+          <w:sz w:val="24"/>
+          <w:szCs w:val="24"/>
+        </w:rPr>
+        <w:t xml:space="preserve">Рисунок </w:t>
+      </w:r>
+      <w:r>
+        <w:rPr>
+          <w:sz w:val="24"/>
+          <w:szCs w:val="24"/>
+        </w:rPr>
+        <w:fldChar w:fldCharType="begin"/>
+      </w:r>
+      <w:r>
+        <w:rPr>
+          <w:sz w:val="24"/>
+          <w:szCs w:val="24"/>
+        </w:rPr>
+        <w:instrText xml:space="preserve"> SEQ Рисунок \* ARABIC </w:instrText>
+      </w:r>
+      <w:r>
+        <w:rPr>
+          <w:sz w:val="24"/>
+          <w:szCs w:val="24"/>
+        </w:rPr>
+        <w:fldChar w:fldCharType="separate"/>
+      </w:r>
+      <w:r>
+        <w:rPr>
+          <w:noProof/>
+          <w:sz w:val="24"/>
+          <w:szCs w:val="24"/>
+        </w:rPr>
+        <w:t>3</w:t>
+      </w:r>
+      <w:r>
+        <w:rPr>
+          <w:sz w:val="24"/>
+          <w:szCs w:val="24"/>
+        </w:rPr>
+        <w:fldChar w:fldCharType="end"/>
+      </w:r>
+      <w:r>
+        <w:rPr>
+          <w:sz w:val="24"/>
+          <w:szCs w:val="24"/>
+        </w:rPr>
+        <w:t xml:space="preserve">. Конфигурация в формате </w:t>
+      </w:r>
+      <w:proofErr w:type="spellStart"/>
+      <w:r>
+        <w:rPr>
+          <w:sz w:val="24"/>
+          <w:szCs w:val="24"/>
+          <w:lang w:val="en-US"/>
+        </w:rPr>
+        <w:t>json</w:t>
+      </w:r>
+      <w:proofErr w:type="spellEnd"/>
+    </w:p>
+    <w:p>
+      <w:pPr>
+        <w:keepNext/>
+        <w:jc w:val="center"/>
+      </w:pPr>
+      <w:r>
+        <w:rPr>
+          <w:lang w:val="en-US"/>
+        </w:rPr>
+        <w:drawing>
+          <wp:inline distT="0" distB="0" distL="0" distR="0" wp14:anchorId="6CC54476" wp14:editId="5159F402">
+            <wp:extent cx="5939790" cy="690245"/>
+            <wp:effectExtent l="0" t="0" r="3810" b="0"/>
+            <wp:docPr id="598363163" name="Picture 1"/>
+            <wp:cNvGraphicFramePr>
+              <a:graphicFrameLocks xmlns:a="http://schemas.openxmlformats.org/drawingml/2006/main" noChangeAspect="1"/>
+            </wp:cNvGraphicFramePr>
+            <a:graphic xmlns:a="http://schemas.openxmlformats.org/drawingml/2006/main">
+              <a:graphicData uri="http://schemas.openxmlformats.org/drawingml/2006/picture">
+                <pic:pic xmlns:pic="http://schemas.openxmlformats.org/drawingml/2006/picture">
+                  <pic:nvPicPr>
+                    <pic:cNvPr id="598363163" name=""/>
+                    <pic:cNvPicPr/>
+                  </pic:nvPicPr>
+                  <pic:blipFill>
+                    <a:blip r:embed="rId11"/>
+                    <a:stretch>
+                      <a:fillRect/>
+                    </a:stretch>
+                  </pic:blipFill>
+                  <pic:spPr>
+                    <a:xfrm>
+                      <a:off x="0" y="0"/>
+                      <a:ext cx="5939790" cy="690245"/>
+                    </a:xfrm>
+                    <a:prstGeom prst="rect">
+                      <a:avLst/>
+                    </a:prstGeom>
+                  </pic:spPr>
+                </pic:pic>
+              </a:graphicData>
+            </a:graphic>
+          </wp:inline>
+        </w:drawing>
+      </w:r>
+    </w:p>
+    <w:p>
+      <w:pPr>
+        <w:pStyle w:val="Caption"/>
+        <w:jc w:val="center"/>
+        <w:rPr>
+          <w:sz w:val="24"/>
+          <w:szCs w:val="24"/>
+        </w:rPr>
+      </w:pPr>
+      <w:r>
+        <w:rPr>
+          <w:sz w:val="24"/>
+          <w:szCs w:val="24"/>
+        </w:rPr>
+        <w:t xml:space="preserve">Рисунок </w:t>
+      </w:r>
+      <w:r>
+        <w:rPr>
+          <w:sz w:val="24"/>
+          <w:szCs w:val="24"/>
+        </w:rPr>
+        <w:fldChar w:fldCharType="begin"/>
+      </w:r>
+      <w:r>
+        <w:rPr>
+          <w:sz w:val="24"/>
+          <w:szCs w:val="24"/>
+        </w:rPr>
+        <w:instrText xml:space="preserve"> SEQ Рисунок \* ARABIC </w:instrText>
+      </w:r>
+      <w:r>
+        <w:rPr>
+          <w:sz w:val="24"/>
+          <w:szCs w:val="24"/>
+        </w:rPr>
+        <w:fldChar w:fldCharType="separate"/>
+      </w:r>
+      <w:r>
+        <w:rPr>
+          <w:noProof/>
+          <w:sz w:val="24"/>
+          <w:szCs w:val="24"/>
+        </w:rPr>
+        <w:t>4</w:t>
+      </w:r>
+      <w:r>
+        <w:rPr>
+          <w:sz w:val="24"/>
+          <w:szCs w:val="24"/>
+        </w:rPr>
+        <w:fldChar w:fldCharType="end"/>
+      </w:r>
+      <w:r>
+        <w:rPr>
+          <w:sz w:val="24"/>
+          <w:szCs w:val="24"/>
+          <w:lang w:val="en-US"/>
+        </w:rPr>
+        <w:t xml:space="preserve">. log </w:t>
+      </w:r>
+      <w:r>
+        <w:rPr>
+          <w:sz w:val="24"/>
+          <w:szCs w:val="24"/>
+        </w:rPr>
+        <w:t>файл</w:t>
+      </w:r>
+    </w:p>
+    <w:p>
+      <w:pPr>
+        <w:keepNext/>
+        <w:jc w:val="center"/>
+      </w:pPr>
+      <w:r>
+        <w:drawing>
+          <wp:inline distT="0" distB="0" distL="0" distR="0" wp14:anchorId="3AD928E1" wp14:editId="539EF5AE">
+            <wp:extent cx="5939790" cy="2081530"/>
+            <wp:effectExtent l="0" t="0" r="3810" b="1270"/>
+            <wp:docPr id="151169821" name="Picture 1"/>
+            <wp:cNvGraphicFramePr>
+              <a:graphicFrameLocks xmlns:a="http://schemas.openxmlformats.org/drawingml/2006/main" noChangeAspect="1"/>
+            </wp:cNvGraphicFramePr>
+            <a:graphic xmlns:a="http://schemas.openxmlformats.org/drawingml/2006/main">
+              <a:graphicData uri="http://schemas.openxmlformats.org/drawingml/2006/picture">
+                <pic:pic xmlns:pic="http://schemas.openxmlformats.org/drawingml/2006/picture">
+                  <pic:nvPicPr>
+                    <pic:cNvPr id="151169821" name=""/>
+                    <pic:cNvPicPr/>
+                  </pic:nvPicPr>
+                  <pic:blipFill>
+                    <a:blip r:embed="rId12"/>
+                    <a:stretch>
+                      <a:fillRect/>
+                    </a:stretch>
+                  </pic:blipFill>
+                  <pic:spPr>
+                    <a:xfrm>
+                      <a:off x="0" y="0"/>
+                      <a:ext cx="5939790" cy="2081530"/>
+                    </a:xfrm>
+                    <a:prstGeom prst="rect">
+                      <a:avLst/>
+                    </a:prstGeom>
+                  </pic:spPr>
+                </pic:pic>
+              </a:graphicData>
+            </a:graphic>
+          </wp:inline>
+        </w:drawing>
+      </w:r>
+    </w:p>
+    <w:p>
+      <w:pPr>
+        <w:pStyle w:val="Caption"/>
+        <w:jc w:val="center"/>
+        <w:rPr>
+          <w:sz w:val="24"/>
+          <w:szCs w:val="24"/>
+        </w:rPr>
+      </w:pPr>
+      <w:r>
+        <w:rPr>
+          <w:sz w:val="24"/>
+          <w:szCs w:val="24"/>
+        </w:rPr>
+        <w:t xml:space="preserve">Рисунок </w:t>
+      </w:r>
+      <w:r>
+        <w:rPr>
+          <w:sz w:val="24"/>
+          <w:szCs w:val="24"/>
+        </w:rPr>
+        <w:fldChar w:fldCharType="begin"/>
+      </w:r>
+      <w:r>
+        <w:rPr>
+          <w:sz w:val="24"/>
+          <w:szCs w:val="24"/>
+        </w:rPr>
+        <w:instrText xml:space="preserve"> SEQ Рисунок \* ARABIC </w:instrText>
+      </w:r>
+      <w:r>
+        <w:rPr>
+          <w:sz w:val="24"/>
+          <w:szCs w:val="24"/>
+        </w:rPr>
+        <w:fldChar w:fldCharType="separate"/>
+      </w:r>
+      <w:r>
+        <w:rPr>
+          <w:noProof/>
+          <w:sz w:val="24"/>
+          <w:szCs w:val="24"/>
+        </w:rPr>
+        <w:t>5</w:t>
+      </w:r>
+      <w:r>
+        <w:rPr>
+          <w:sz w:val="24"/>
+          <w:szCs w:val="24"/>
+        </w:rPr>
+        <w:fldChar w:fldCharType="end"/>
+      </w:r>
+      <w:r>
+        <w:rPr>
+          <w:sz w:val="24"/>
+          <w:szCs w:val="24"/>
+        </w:rPr>
+        <w:t>. Папки с резервными копиями</w:t>
+      </w:r>
+    </w:p>
+    <w:p>
+      <w:pPr>
+        <w:pStyle w:val="Heading1"/>
         <w:rPr>
           <w:rStyle w:val="Strong"/>
           <w:rFonts w:ascii="Times New Roman" w:hAnsi="Times New Roman" w:cs="Times New Roman"/>
@@ -3327,262 +4153,9 @@
             <w14:round/>
           </w14:textOutline>
         </w:rPr>
-        <w:t>Рекомендации пользователя</w:t>
-      </w:r>
-      <w:bookmarkEnd w:id="5"/>
-    </w:p>
-    <w:p>
-      <w:pPr>
-        <w:numPr>
-          <w:ilvl w:val="0"/>
-          <w:numId w:val="24"/>
-        </w:numPr>
-      </w:pPr>
-      <w:r>
-        <w:rPr>
-          <w:b/>
-          <w:bCs/>
-        </w:rPr>
-        <w:t>Регулярное обновление резервных копий</w:t>
-      </w:r>
-      <w:r>
-        <w:t>: Пользователям рекомендуется установить разумный интервал времени для выполнения резервных копий. Слишком частое копирование может создавать лишнюю нагрузку на систему, особенно если объем данных велик. В то же время слишком редкое копирование может привести к потере важных данных. Оптимальный интервал зависит от характера данных — для часто обновляемых данных предпочтителен меньший интервал.</w:t>
-      </w:r>
-    </w:p>
-    <w:p>
-      <w:pPr>
-        <w:numPr>
-          <w:ilvl w:val="0"/>
-          <w:numId w:val="24"/>
-        </w:numPr>
-      </w:pPr>
-      <w:r>
-        <w:rPr>
-          <w:b/>
-          <w:bCs/>
-        </w:rPr>
-        <w:t>Проверка логов</w:t>
-      </w:r>
-      <w:r>
-        <w:t>: Пользователь должен регулярно проверять логи работы демона, чтобы убедиться, что резервные копии создаются корректно. В случае возникновения ошибок в процессе копирования это будет отражено в лог-файле. Лог-файл можно найти по пути, указанному в конфигурационном файле.</w:t>
-      </w:r>
-    </w:p>
-    <w:p>
-      <w:pPr>
-        <w:numPr>
-          <w:ilvl w:val="0"/>
-          <w:numId w:val="24"/>
-        </w:numPr>
-        <w:rPr>
-          <w:lang w:val="en-US"/>
-        </w:rPr>
-      </w:pPr>
-      <w:r>
-        <w:rPr>
-          <w:b/>
-          <w:bCs/>
-        </w:rPr>
-        <w:t>Настройка каталогов</w:t>
-      </w:r>
-      <w:proofErr w:type="gramStart"/>
-      <w:r>
-        <w:t>: Перед</w:t>
-      </w:r>
-      <w:proofErr w:type="gramEnd"/>
-      <w:r>
-        <w:t xml:space="preserve"> запуском демона убедитесь, что указаны правильные пути к исходному каталогу и директории для резервного копирования. </w:t>
-      </w:r>
-      <w:proofErr w:type="spellStart"/>
-      <w:r>
-        <w:rPr>
-          <w:lang w:val="en-US"/>
-        </w:rPr>
-        <w:t>Рекомендуется</w:t>
-      </w:r>
-      <w:proofErr w:type="spellEnd"/>
-      <w:r>
-        <w:rPr>
-          <w:lang w:val="en-US"/>
-        </w:rPr>
-        <w:t xml:space="preserve"> </w:t>
-      </w:r>
-      <w:proofErr w:type="spellStart"/>
-      <w:r>
-        <w:rPr>
-          <w:lang w:val="en-US"/>
-        </w:rPr>
-        <w:t>использовать</w:t>
-      </w:r>
-      <w:proofErr w:type="spellEnd"/>
-      <w:r>
-        <w:rPr>
-          <w:lang w:val="en-US"/>
-        </w:rPr>
-        <w:t xml:space="preserve"> </w:t>
-      </w:r>
-      <w:proofErr w:type="spellStart"/>
-      <w:r>
-        <w:rPr>
-          <w:lang w:val="en-US"/>
-        </w:rPr>
-        <w:t>абсолютные</w:t>
-      </w:r>
-      <w:proofErr w:type="spellEnd"/>
-      <w:r>
-        <w:rPr>
-          <w:lang w:val="en-US"/>
-        </w:rPr>
-        <w:t xml:space="preserve"> </w:t>
-      </w:r>
-      <w:proofErr w:type="spellStart"/>
-      <w:r>
-        <w:rPr>
-          <w:lang w:val="en-US"/>
-        </w:rPr>
-        <w:t>пути</w:t>
-      </w:r>
-      <w:proofErr w:type="spellEnd"/>
-      <w:r>
-        <w:rPr>
-          <w:lang w:val="en-US"/>
-        </w:rPr>
-        <w:t xml:space="preserve"> </w:t>
-      </w:r>
-      <w:proofErr w:type="spellStart"/>
-      <w:r>
-        <w:rPr>
-          <w:lang w:val="en-US"/>
-        </w:rPr>
-        <w:t>для</w:t>
-      </w:r>
-      <w:proofErr w:type="spellEnd"/>
-      <w:r>
-        <w:rPr>
-          <w:lang w:val="en-US"/>
-        </w:rPr>
-        <w:t xml:space="preserve"> </w:t>
-      </w:r>
-      <w:proofErr w:type="spellStart"/>
-      <w:r>
-        <w:rPr>
-          <w:lang w:val="en-US"/>
-        </w:rPr>
-        <w:t>предотвращения</w:t>
-      </w:r>
-      <w:proofErr w:type="spellEnd"/>
-      <w:r>
-        <w:rPr>
-          <w:lang w:val="en-US"/>
-        </w:rPr>
-        <w:t xml:space="preserve"> </w:t>
-      </w:r>
-      <w:proofErr w:type="spellStart"/>
-      <w:r>
-        <w:rPr>
-          <w:lang w:val="en-US"/>
-        </w:rPr>
-        <w:t>ошибок</w:t>
-      </w:r>
-      <w:proofErr w:type="spellEnd"/>
-      <w:r>
-        <w:rPr>
-          <w:lang w:val="en-US"/>
-        </w:rPr>
-        <w:t>.</w:t>
-      </w:r>
-    </w:p>
-    <w:p>
-      <w:pPr>
-        <w:numPr>
-          <w:ilvl w:val="0"/>
-          <w:numId w:val="24"/>
-        </w:numPr>
-      </w:pPr>
-      <w:r>
-        <w:rPr>
-          <w:b/>
-          <w:bCs/>
-        </w:rPr>
-        <w:t>Ограничение доступа</w:t>
-      </w:r>
-      <w:proofErr w:type="gramStart"/>
-      <w:r>
-        <w:t>: Для</w:t>
-      </w:r>
-      <w:proofErr w:type="gramEnd"/>
-      <w:r>
-        <w:t xml:space="preserve"> повышения безопасности важно установить правильные права доступа к каталогу с резервными копиями и конфигурационному файлу. Это предотвратит несанкционированный доступ к важным данным и изменениям настроек демона.</w:t>
-      </w:r>
-    </w:p>
-    <w:p>
-      <w:pPr>
-        <w:numPr>
-          <w:ilvl w:val="0"/>
-          <w:numId w:val="24"/>
-        </w:numPr>
-      </w:pPr>
-      <w:r>
-        <w:rPr>
-          <w:b/>
-          <w:bCs/>
-        </w:rPr>
-        <w:t>Использование графического интерфейса</w:t>
-      </w:r>
-      <w:proofErr w:type="gramStart"/>
-      <w:r>
-        <w:t>: Для</w:t>
-      </w:r>
-      <w:proofErr w:type="gramEnd"/>
-      <w:r>
-        <w:t xml:space="preserve"> удобства работы рекомендуется использовать предоставленный графический интерфейс. Он позволяет легко изменять настройки резервного копирования, запускать и останавливать демон, не прибегая к командной строке.</w:t>
-      </w:r>
-    </w:p>
-    <w:p>
-      <w:pPr>
-        <w:numPr>
-          <w:ilvl w:val="0"/>
-          <w:numId w:val="24"/>
-        </w:numPr>
-      </w:pPr>
-      <w:r>
-        <w:rPr>
-          <w:b/>
-          <w:bCs/>
-        </w:rPr>
-        <w:t>Остановка и перезапуск демона</w:t>
-      </w:r>
-      <w:proofErr w:type="gramStart"/>
-      <w:r>
-        <w:t>: Если</w:t>
-      </w:r>
-      <w:proofErr w:type="gramEnd"/>
-      <w:r>
-        <w:t xml:space="preserve"> необходимо изменить настройки (например, изменить интервалы или каталоги), рекомендуется сначала остановить демон, внести изменения через интерфейс или конфигурационный файл, а затем снова запустить демон.</w:t>
-      </w:r>
-    </w:p>
-    <w:p>
-      <w:pPr>
-        <w:numPr>
-          <w:ilvl w:val="0"/>
-          <w:numId w:val="24"/>
-        </w:numPr>
-      </w:pPr>
-      <w:r>
-        <w:rPr>
-          <w:b/>
-          <w:bCs/>
-        </w:rPr>
-        <w:lastRenderedPageBreak/>
-        <w:t>Мониторинг доступного пространства</w:t>
-      </w:r>
-      <w:r>
-        <w:t>: Пользователю стоит контролировать объем свободного места в каталоге для резервных копий, чтобы предотвратить заполнение диска, которое может привести к сбоям в работе системы.</w:t>
-      </w:r>
-    </w:p>
-    <w:p/>
-    <w:p>
-      <w:pPr>
-        <w:pStyle w:val="Heading1"/>
+      </w:pPr>
+      <w:bookmarkStart w:id="6" w:name="_Toc185234983"/>
+      <w:r>
         <w:rPr>
           <w:rStyle w:val="Strong"/>
           <w:rFonts w:ascii="Times New Roman" w:hAnsi="Times New Roman" w:cs="Times New Roman"/>
@@ -3601,9 +4174,265 @@
             <w14:round/>
           </w14:textOutline>
         </w:rPr>
-      </w:pPr>
-      <w:bookmarkStart w:id="6" w:name="_Toc179821173"/>
-      <w:r>
+        <w:t>Рекомендации пользователя</w:t>
+      </w:r>
+      <w:bookmarkEnd w:id="6"/>
+    </w:p>
+    <w:p>
+      <w:pPr>
+        <w:numPr>
+          <w:ilvl w:val="0"/>
+          <w:numId w:val="24"/>
+        </w:numPr>
+      </w:pPr>
+      <w:r>
+        <w:rPr>
+          <w:b/>
+          <w:bCs/>
+        </w:rPr>
+        <w:t>Регулярное обновление резервных копий</w:t>
+      </w:r>
+      <w:r>
+        <w:t>: Пользователям рекомендуется установить разумный интервал времени для выполнения резервных копий. Слишком частое копирование может создавать лишнюю нагрузку на систему, особенно если объем данных велик. В то же время слишком редкое копирование может привести к потере важных данных. Оптимальный интервал зависит от характера данных — для часто обновляемых данных предпочтителен меньший интервал.</w:t>
+      </w:r>
+    </w:p>
+    <w:p>
+      <w:pPr>
+        <w:numPr>
+          <w:ilvl w:val="0"/>
+          <w:numId w:val="24"/>
+        </w:numPr>
+      </w:pPr>
+      <w:r>
+        <w:rPr>
+          <w:b/>
+          <w:bCs/>
+        </w:rPr>
+        <w:t>Проверка логов</w:t>
+      </w:r>
+      <w:r>
+        <w:t xml:space="preserve">: Пользователь должен регулярно проверять логи работы демона, чтобы убедиться, что резервные копии создаются корректно. В случае возникновения ошибок в процессе копирования </w:t>
+      </w:r>
+      <w:r>
+        <w:lastRenderedPageBreak/>
+        <w:t>это будет отражено в лог-файле. Лог-файл можно найти по пути, указанному в конфигурационном файле.</w:t>
+      </w:r>
+    </w:p>
+    <w:p>
+      <w:pPr>
+        <w:numPr>
+          <w:ilvl w:val="0"/>
+          <w:numId w:val="24"/>
+        </w:numPr>
+        <w:rPr>
+          <w:lang w:val="en-US"/>
+        </w:rPr>
+      </w:pPr>
+      <w:r>
+        <w:rPr>
+          <w:b/>
+          <w:bCs/>
+        </w:rPr>
+        <w:t>Настройка каталогов</w:t>
+      </w:r>
+      <w:proofErr w:type="gramStart"/>
+      <w:r>
+        <w:t>: Перед</w:t>
+      </w:r>
+      <w:proofErr w:type="gramEnd"/>
+      <w:r>
+        <w:t xml:space="preserve"> запуском демона убедитесь, что указаны правильные пути к исходному каталогу и директории для резервного копирования. </w:t>
+      </w:r>
+      <w:proofErr w:type="spellStart"/>
+      <w:r>
+        <w:rPr>
+          <w:lang w:val="en-US"/>
+        </w:rPr>
+        <w:t>Рекомендуется</w:t>
+      </w:r>
+      <w:proofErr w:type="spellEnd"/>
+      <w:r>
+        <w:rPr>
+          <w:lang w:val="en-US"/>
+        </w:rPr>
+        <w:t xml:space="preserve"> </w:t>
+      </w:r>
+      <w:proofErr w:type="spellStart"/>
+      <w:r>
+        <w:rPr>
+          <w:lang w:val="en-US"/>
+        </w:rPr>
+        <w:t>использовать</w:t>
+      </w:r>
+      <w:proofErr w:type="spellEnd"/>
+      <w:r>
+        <w:rPr>
+          <w:lang w:val="en-US"/>
+        </w:rPr>
+        <w:t xml:space="preserve"> </w:t>
+      </w:r>
+      <w:proofErr w:type="spellStart"/>
+      <w:r>
+        <w:rPr>
+          <w:lang w:val="en-US"/>
+        </w:rPr>
+        <w:t>абсолютные</w:t>
+      </w:r>
+      <w:proofErr w:type="spellEnd"/>
+      <w:r>
+        <w:rPr>
+          <w:lang w:val="en-US"/>
+        </w:rPr>
+        <w:t xml:space="preserve"> </w:t>
+      </w:r>
+      <w:proofErr w:type="spellStart"/>
+      <w:r>
+        <w:rPr>
+          <w:lang w:val="en-US"/>
+        </w:rPr>
+        <w:t>пути</w:t>
+      </w:r>
+      <w:proofErr w:type="spellEnd"/>
+      <w:r>
+        <w:rPr>
+          <w:lang w:val="en-US"/>
+        </w:rPr>
+        <w:t xml:space="preserve"> </w:t>
+      </w:r>
+      <w:proofErr w:type="spellStart"/>
+      <w:r>
+        <w:rPr>
+          <w:lang w:val="en-US"/>
+        </w:rPr>
+        <w:t>для</w:t>
+      </w:r>
+      <w:proofErr w:type="spellEnd"/>
+      <w:r>
+        <w:rPr>
+          <w:lang w:val="en-US"/>
+        </w:rPr>
+        <w:t xml:space="preserve"> </w:t>
+      </w:r>
+      <w:proofErr w:type="spellStart"/>
+      <w:r>
+        <w:rPr>
+          <w:lang w:val="en-US"/>
+        </w:rPr>
+        <w:t>предотвращения</w:t>
+      </w:r>
+      <w:proofErr w:type="spellEnd"/>
+      <w:r>
+        <w:rPr>
+          <w:lang w:val="en-US"/>
+        </w:rPr>
+        <w:t xml:space="preserve"> </w:t>
+      </w:r>
+      <w:proofErr w:type="spellStart"/>
+      <w:r>
+        <w:rPr>
+          <w:lang w:val="en-US"/>
+        </w:rPr>
+        <w:t>ошибок</w:t>
+      </w:r>
+      <w:proofErr w:type="spellEnd"/>
+      <w:r>
+        <w:rPr>
+          <w:lang w:val="en-US"/>
+        </w:rPr>
+        <w:t>.</w:t>
+      </w:r>
+    </w:p>
+    <w:p>
+      <w:pPr>
+        <w:numPr>
+          <w:ilvl w:val="0"/>
+          <w:numId w:val="24"/>
+        </w:numPr>
+      </w:pPr>
+      <w:r>
+        <w:rPr>
+          <w:b/>
+          <w:bCs/>
+        </w:rPr>
+        <w:t>Ограничение доступа</w:t>
+      </w:r>
+      <w:proofErr w:type="gramStart"/>
+      <w:r>
+        <w:t>: Для</w:t>
+      </w:r>
+      <w:proofErr w:type="gramEnd"/>
+      <w:r>
+        <w:t xml:space="preserve"> повышения безопасности важно установить правильные права доступа к каталогу с резервными копиями и конфигурационному файлу. Это предотвратит несанкционированный доступ к важным данным и изменениям настроек демона.</w:t>
+      </w:r>
+    </w:p>
+    <w:p>
+      <w:pPr>
+        <w:numPr>
+          <w:ilvl w:val="0"/>
+          <w:numId w:val="24"/>
+        </w:numPr>
+      </w:pPr>
+      <w:r>
+        <w:rPr>
+          <w:b/>
+          <w:bCs/>
+        </w:rPr>
+        <w:t>Использование графического интерфейса</w:t>
+      </w:r>
+      <w:proofErr w:type="gramStart"/>
+      <w:r>
+        <w:t>: Для</w:t>
+      </w:r>
+      <w:proofErr w:type="gramEnd"/>
+      <w:r>
+        <w:t xml:space="preserve"> удобства работы рекомендуется использовать предоставленный графический интерфейс. Он позволяет легко изменять настройки резервного копирования, запускать и останавливать демон, не прибегая к командной строке.</w:t>
+      </w:r>
+    </w:p>
+    <w:p>
+      <w:pPr>
+        <w:numPr>
+          <w:ilvl w:val="0"/>
+          <w:numId w:val="24"/>
+        </w:numPr>
+      </w:pPr>
+      <w:r>
+        <w:rPr>
+          <w:b/>
+          <w:bCs/>
+        </w:rPr>
+        <w:t>Остановка и перезапуск демона</w:t>
+      </w:r>
+      <w:proofErr w:type="gramStart"/>
+      <w:r>
+        <w:t>: Если</w:t>
+      </w:r>
+      <w:proofErr w:type="gramEnd"/>
+      <w:r>
+        <w:t xml:space="preserve"> необходимо изменить настройки (например, изменить интервалы или каталоги), рекомендуется сначала остановить демон, внести изменения через интерфейс или конфигурационный файл, а затем снова запустить демон.</w:t>
+      </w:r>
+    </w:p>
+    <w:p>
+      <w:pPr>
+        <w:numPr>
+          <w:ilvl w:val="0"/>
+          <w:numId w:val="24"/>
+        </w:numPr>
+      </w:pPr>
+      <w:r>
+        <w:rPr>
+          <w:b/>
+          <w:bCs/>
+        </w:rPr>
+        <w:t>Мониторинг доступного пространства</w:t>
+      </w:r>
+      <w:r>
+        <w:t>: Пользователю стоит контролировать объем свободного места в каталоге для резервных копий, чтобы предотвратить заполнение диска, которое может привести к сбоям в работе системы.</w:t>
+      </w:r>
+    </w:p>
+    <w:p/>
+    <w:p>
+      <w:pPr>
+        <w:pStyle w:val="Heading1"/>
         <w:rPr>
           <w:rStyle w:val="Strong"/>
           <w:rFonts w:ascii="Times New Roman" w:hAnsi="Times New Roman" w:cs="Times New Roman"/>
@@ -3622,339 +4451,9 @@
             <w14:round/>
           </w14:textOutline>
         </w:rPr>
-        <w:t>Рекомендации для программиста</w:t>
-      </w:r>
-      <w:bookmarkEnd w:id="6"/>
-    </w:p>
-    <w:p>
-      <w:pPr>
-        <w:numPr>
-          <w:ilvl w:val="0"/>
-          <w:numId w:val="25"/>
-        </w:numPr>
-      </w:pPr>
-      <w:r>
-        <w:rPr>
-          <w:b/>
-          <w:bCs/>
-        </w:rPr>
-        <w:t>Оптимизация производительности</w:t>
-      </w:r>
-      <w:proofErr w:type="gramStart"/>
-      <w:r>
-        <w:t>: Если</w:t>
-      </w:r>
-      <w:proofErr w:type="gramEnd"/>
-      <w:r>
-        <w:t xml:space="preserve"> объём данных велик или частота резервного копирования высока, стоит рассмотреть возможность инкрементного копирования, а не полного. Это уменьшит нагрузку на систему и сэкономит место на диске.</w:t>
-      </w:r>
-    </w:p>
-    <w:p>
-      <w:pPr>
-        <w:numPr>
-          <w:ilvl w:val="0"/>
-          <w:numId w:val="25"/>
-        </w:numPr>
-      </w:pPr>
-      <w:r>
-        <w:rPr>
-          <w:b/>
-          <w:bCs/>
-        </w:rPr>
-        <w:t>Обработка ошибок и исключений</w:t>
-      </w:r>
-      <w:r>
-        <w:t>: Программа уже ведет логи ошибок, но можно расширить функциональность, добавив более детализированную обработку исключений. Например, обработку ситуаций, связанных с недостаточным количеством места на диске или отсутствием доступа к каталогу.</w:t>
-      </w:r>
-    </w:p>
-    <w:p>
-      <w:pPr>
-        <w:numPr>
-          <w:ilvl w:val="0"/>
-          <w:numId w:val="25"/>
-        </w:numPr>
-      </w:pPr>
-      <w:r>
-        <w:rPr>
-          <w:b/>
-          <w:bCs/>
-        </w:rPr>
-        <w:t>Добавление асинхронности</w:t>
-      </w:r>
-      <w:proofErr w:type="gramStart"/>
-      <w:r>
-        <w:t>: Для</w:t>
-      </w:r>
-      <w:proofErr w:type="gramEnd"/>
-      <w:r>
-        <w:t xml:space="preserve"> повышения эффективности программы можно рассмотреть переход на асинхронную модель копирования данных. Это позволит не блокировать основной процесс и снизит задержки при больших объемах данных.</w:t>
-      </w:r>
-    </w:p>
-    <w:p>
-      <w:pPr>
-        <w:numPr>
-          <w:ilvl w:val="0"/>
-          <w:numId w:val="25"/>
-        </w:numPr>
-      </w:pPr>
-      <w:r>
-        <w:rPr>
-          <w:b/>
-          <w:bCs/>
-        </w:rPr>
-        <w:t>Расширение интерфейса</w:t>
-      </w:r>
-      <w:proofErr w:type="gramStart"/>
-      <w:r>
-        <w:t>: Возможно</w:t>
-      </w:r>
-      <w:proofErr w:type="gramEnd"/>
-      <w:r>
-        <w:t xml:space="preserve"> улучшение пользовательского интерфейса, добавив визуализацию процесса резервного копирования (например, индикацию выполнения). Также можно предусмотреть возможность настройки дополнительных параметров, таких как фильтрация файлов по типам или максимальный размер архивов.</w:t>
-      </w:r>
-    </w:p>
-    <w:p>
-      <w:pPr>
-        <w:numPr>
-          <w:ilvl w:val="0"/>
-          <w:numId w:val="25"/>
-        </w:numPr>
-      </w:pPr>
-      <w:r>
-        <w:rPr>
-          <w:b/>
-          <w:bCs/>
-        </w:rPr>
-        <w:t>Расширение конфигурации</w:t>
-      </w:r>
-      <w:r>
-        <w:t xml:space="preserve">: В текущей реализации настройки конфигурации сохраняются в простом </w:t>
-      </w:r>
-      <w:r>
-        <w:rPr>
-          <w:lang w:val="en-US"/>
-        </w:rPr>
-        <w:t>JSON</w:t>
-      </w:r>
-      <w:r>
-        <w:t xml:space="preserve">-файле. В будущем можно рассмотреть возможность добавления расширенной системы конфигурации с использованием </w:t>
-      </w:r>
-      <w:r>
-        <w:rPr>
-          <w:lang w:val="en-US"/>
-        </w:rPr>
-        <w:t>YAML</w:t>
-      </w:r>
-      <w:r>
-        <w:t xml:space="preserve"> или </w:t>
-      </w:r>
-      <w:r>
-        <w:rPr>
-          <w:lang w:val="en-US"/>
-        </w:rPr>
-        <w:t>TOML</w:t>
-      </w:r>
-      <w:r>
-        <w:t>, что позволит поддерживать более сложные сценарии настройки.</w:t>
-      </w:r>
-    </w:p>
-    <w:p>
-      <w:pPr>
-        <w:numPr>
-          <w:ilvl w:val="0"/>
-          <w:numId w:val="25"/>
-        </w:numPr>
-      </w:pPr>
-      <w:r>
-        <w:rPr>
-          <w:b/>
-          <w:bCs/>
-        </w:rPr>
-        <w:t>Тестирование</w:t>
-      </w:r>
-      <w:proofErr w:type="gramStart"/>
-      <w:r>
-        <w:t>: Обязательно</w:t>
-      </w:r>
-      <w:proofErr w:type="gramEnd"/>
-      <w:r>
-        <w:t xml:space="preserve"> протестируйте демона на различных платформах и сценариях (например, сбой при отключении питания, заполнение диска), чтобы убедиться, что программа корректно реагирует на любые ситуации и эффективно восстанавливается после сбоев.</w:t>
-      </w:r>
-    </w:p>
-    <w:p>
-      <w:pPr>
-        <w:numPr>
-          <w:ilvl w:val="0"/>
-          <w:numId w:val="25"/>
-        </w:numPr>
-        <w:rPr>
-          <w:lang w:val="en-US"/>
-        </w:rPr>
-      </w:pPr>
-      <w:r>
-        <w:rPr>
-          <w:b/>
-          <w:bCs/>
-        </w:rPr>
-        <w:t>Модульность</w:t>
-      </w:r>
-      <w:proofErr w:type="gramStart"/>
-      <w:r>
-        <w:t>: Для</w:t>
-      </w:r>
-      <w:proofErr w:type="gramEnd"/>
-      <w:r>
-        <w:t xml:space="preserve"> улучшения поддержки и масштабирования кода рекомендуется разбить программу на отдельные модули, такие как управление конфигурацией, процесс копирования, работа с логами и управление интерфейсом. </w:t>
-      </w:r>
-      <w:proofErr w:type="spellStart"/>
-      <w:r>
-        <w:rPr>
-          <w:lang w:val="en-US"/>
-        </w:rPr>
-        <w:t>Это</w:t>
-      </w:r>
-      <w:proofErr w:type="spellEnd"/>
-      <w:r>
-        <w:rPr>
-          <w:lang w:val="en-US"/>
-        </w:rPr>
-        <w:t xml:space="preserve"> </w:t>
-      </w:r>
-      <w:proofErr w:type="spellStart"/>
-      <w:r>
-        <w:rPr>
-          <w:lang w:val="en-US"/>
-        </w:rPr>
-        <w:t>позволит</w:t>
-      </w:r>
-      <w:proofErr w:type="spellEnd"/>
-      <w:r>
-        <w:rPr>
-          <w:lang w:val="en-US"/>
-        </w:rPr>
-        <w:t xml:space="preserve"> </w:t>
-      </w:r>
-      <w:proofErr w:type="spellStart"/>
-      <w:r>
-        <w:rPr>
-          <w:lang w:val="en-US"/>
-        </w:rPr>
-        <w:t>проще</w:t>
-      </w:r>
-      <w:proofErr w:type="spellEnd"/>
-      <w:r>
-        <w:rPr>
-          <w:lang w:val="en-US"/>
-        </w:rPr>
-        <w:t xml:space="preserve"> </w:t>
-      </w:r>
-      <w:proofErr w:type="spellStart"/>
-      <w:r>
-        <w:rPr>
-          <w:lang w:val="en-US"/>
-        </w:rPr>
-        <w:t>расширять</w:t>
-      </w:r>
-      <w:proofErr w:type="spellEnd"/>
-      <w:r>
-        <w:rPr>
-          <w:lang w:val="en-US"/>
-        </w:rPr>
-        <w:t xml:space="preserve"> </w:t>
-      </w:r>
-      <w:proofErr w:type="spellStart"/>
-      <w:r>
-        <w:rPr>
-          <w:lang w:val="en-US"/>
-        </w:rPr>
-        <w:t>функциональность</w:t>
-      </w:r>
-      <w:proofErr w:type="spellEnd"/>
-      <w:r>
-        <w:rPr>
-          <w:lang w:val="en-US"/>
-        </w:rPr>
-        <w:t xml:space="preserve"> и </w:t>
-      </w:r>
-      <w:proofErr w:type="spellStart"/>
-      <w:r>
-        <w:rPr>
-          <w:lang w:val="en-US"/>
-        </w:rPr>
-        <w:t>поддерживать</w:t>
-      </w:r>
-      <w:proofErr w:type="spellEnd"/>
-      <w:r>
-        <w:rPr>
-          <w:lang w:val="en-US"/>
-        </w:rPr>
-        <w:t xml:space="preserve"> </w:t>
-      </w:r>
-      <w:proofErr w:type="spellStart"/>
-      <w:r>
-        <w:rPr>
-          <w:lang w:val="en-US"/>
-        </w:rPr>
-        <w:t>код</w:t>
-      </w:r>
-      <w:proofErr w:type="spellEnd"/>
-      <w:r>
-        <w:rPr>
-          <w:lang w:val="en-US"/>
-        </w:rPr>
-        <w:t>.</w:t>
-      </w:r>
-    </w:p>
-    <w:p>
-      <w:pPr>
-        <w:numPr>
-          <w:ilvl w:val="0"/>
-          <w:numId w:val="25"/>
-        </w:numPr>
-      </w:pPr>
-      <w:r>
-        <w:rPr>
-          <w:b/>
-          <w:bCs/>
-        </w:rPr>
-        <w:lastRenderedPageBreak/>
-        <w:t>Реализация безопасности</w:t>
-      </w:r>
-      <w:proofErr w:type="gramStart"/>
-      <w:r>
-        <w:t>: Важно</w:t>
-      </w:r>
-      <w:proofErr w:type="gramEnd"/>
-      <w:r>
-        <w:t xml:space="preserve"> внедрить дополнительные меры безопасности, такие как шифрование резервных копий или использование проверок целостности данных, чтобы защитить файлы от повреждений или несанкционированного доступа.</w:t>
-      </w:r>
-    </w:p>
-    <w:p>
-      <w:pPr>
-        <w:numPr>
-          <w:ilvl w:val="0"/>
-          <w:numId w:val="25"/>
-        </w:numPr>
-      </w:pPr>
-      <w:r>
-        <w:rPr>
-          <w:b/>
-          <w:bCs/>
-        </w:rPr>
-        <w:t>Документация</w:t>
-      </w:r>
-      <w:r>
-        <w:t>: Программистам рекомендуется добавить подробные комментарии к коду и улучшить документацию, чтобы другие разработчики могли легче разобраться в структуре и логике программы.</w:t>
-      </w:r>
-    </w:p>
-    <w:p>
-      <w:r>
-        <w:br w:type="page"/>
-      </w:r>
-    </w:p>
-    <w:p>
-      <w:pPr>
-        <w:pStyle w:val="Heading1"/>
+      </w:pPr>
+      <w:bookmarkStart w:id="7" w:name="_Toc185234984"/>
+      <w:r>
         <w:rPr>
           <w:rStyle w:val="Strong"/>
           <w:rFonts w:ascii="Times New Roman" w:hAnsi="Times New Roman" w:cs="Times New Roman"/>
@@ -3973,7 +4472,147 @@
             <w14:round/>
           </w14:textOutline>
         </w:rPr>
-      </w:pPr>
+        <w:t>Рекомендации для программиста</w:t>
+      </w:r>
+      <w:bookmarkEnd w:id="7"/>
+    </w:p>
+    <w:p>
+      <w:pPr>
+        <w:numPr>
+          <w:ilvl w:val="0"/>
+          <w:numId w:val="25"/>
+        </w:numPr>
+      </w:pPr>
+      <w:r>
+        <w:rPr>
+          <w:b/>
+          <w:bCs/>
+        </w:rPr>
+        <w:t>Оптимизация производительности</w:t>
+      </w:r>
+      <w:proofErr w:type="gramStart"/>
+      <w:r>
+        <w:t>: Если</w:t>
+      </w:r>
+      <w:proofErr w:type="gramEnd"/>
+      <w:r>
+        <w:t xml:space="preserve"> объём данных велик или частота резервного копирования высока, стоит рассмотреть возможность инкрементного копирования, а не полного. Это уменьшит нагрузку на систему и сэкономит место на диске.</w:t>
+      </w:r>
+    </w:p>
+    <w:p>
+      <w:pPr>
+        <w:numPr>
+          <w:ilvl w:val="0"/>
+          <w:numId w:val="25"/>
+        </w:numPr>
+      </w:pPr>
+      <w:r>
+        <w:rPr>
+          <w:b/>
+          <w:bCs/>
+        </w:rPr>
+        <w:t>Обработка ошибок и исключений</w:t>
+      </w:r>
+      <w:r>
+        <w:t>: Программа уже ведет логи ошибок, но можно расширить функциональность, добавив более детализированную обработку исключений. Например, обработку ситуаций, связанных с недостаточным количеством места на диске или отсутствием доступа к каталогу.</w:t>
+      </w:r>
+    </w:p>
+    <w:p>
+      <w:pPr>
+        <w:numPr>
+          <w:ilvl w:val="0"/>
+          <w:numId w:val="25"/>
+        </w:numPr>
+      </w:pPr>
+      <w:r>
+        <w:rPr>
+          <w:b/>
+          <w:bCs/>
+        </w:rPr>
+        <w:t>Расширение конфигурации</w:t>
+      </w:r>
+      <w:r>
+        <w:t xml:space="preserve">: В текущей реализации настройки конфигурации сохраняются в простом </w:t>
+      </w:r>
+      <w:r>
+        <w:rPr>
+          <w:lang w:val="en-US"/>
+        </w:rPr>
+        <w:t>JSON</w:t>
+      </w:r>
+      <w:r>
+        <w:t xml:space="preserve">-файле. В будущем можно рассмотреть возможность добавления расширенной системы конфигурации с использованием </w:t>
+      </w:r>
+      <w:r>
+        <w:rPr>
+          <w:lang w:val="en-US"/>
+        </w:rPr>
+        <w:t>YAML</w:t>
+      </w:r>
+      <w:r>
+        <w:t xml:space="preserve"> или </w:t>
+      </w:r>
+      <w:r>
+        <w:rPr>
+          <w:lang w:val="en-US"/>
+        </w:rPr>
+        <w:t>TOML</w:t>
+      </w:r>
+      <w:r>
+        <w:t>, что позволит поддерживать более сложные сценарии настройки.</w:t>
+      </w:r>
+    </w:p>
+    <w:p>
+      <w:pPr>
+        <w:numPr>
+          <w:ilvl w:val="0"/>
+          <w:numId w:val="25"/>
+        </w:numPr>
+      </w:pPr>
+      <w:r>
+        <w:rPr>
+          <w:b/>
+          <w:bCs/>
+        </w:rPr>
+        <w:lastRenderedPageBreak/>
+        <w:t>Модульность</w:t>
+      </w:r>
+      <w:proofErr w:type="gramStart"/>
+      <w:r>
+        <w:t>: Для</w:t>
+      </w:r>
+      <w:proofErr w:type="gramEnd"/>
+      <w:r>
+        <w:t xml:space="preserve"> улучшения поддержки и масштабирования кода рекомендуется разбить программу на отдельные модули, такие как управление конфигурацией, процесс копирования, работа с логами и управление интерфейсом. Это позволит проще расширять функциональность и поддерживать код.</w:t>
+      </w:r>
+    </w:p>
+    <w:p>
+      <w:pPr>
+        <w:numPr>
+          <w:ilvl w:val="0"/>
+          <w:numId w:val="25"/>
+        </w:numPr>
+      </w:pPr>
+      <w:r>
+        <w:rPr>
+          <w:b/>
+          <w:bCs/>
+        </w:rPr>
+        <w:t>Реализация безопасности</w:t>
+      </w:r>
+      <w:proofErr w:type="gramStart"/>
+      <w:r>
+        <w:t>: Важно</w:t>
+      </w:r>
+      <w:proofErr w:type="gramEnd"/>
+      <w:r>
+        <w:t xml:space="preserve"> внедрить дополнительные меры безопасности, такие как шифрование резервных копий или использование проверок целостности данных, чтобы защитить файлы от повреждений или несанкционированного доступа.</w:t>
+      </w:r>
+    </w:p>
+    <w:p>
+      <w:r>
+        <w:br w:type="page"/>
+      </w:r>
     </w:p>
     <w:p>
       <w:pPr>
@@ -3997,8 +4636,10 @@
           </w14:textOutline>
         </w:rPr>
       </w:pPr>
-      <w:bookmarkStart w:id="7" w:name="_Toc179821174"/>
-      <w:r>
+    </w:p>
+    <w:p>
+      <w:pPr>
+        <w:pStyle w:val="Heading1"/>
         <w:rPr>
           <w:rStyle w:val="Strong"/>
           <w:rFonts w:ascii="Times New Roman" w:hAnsi="Times New Roman" w:cs="Times New Roman"/>
@@ -4017,9 +4658,30 @@
             <w14:round/>
           </w14:textOutline>
         </w:rPr>
+      </w:pPr>
+      <w:bookmarkStart w:id="8" w:name="_Toc185234985"/>
+      <w:r>
+        <w:rPr>
+          <w:rStyle w:val="Strong"/>
+          <w:rFonts w:ascii="Times New Roman" w:hAnsi="Times New Roman" w:cs="Times New Roman"/>
+          <w:b w:val="0"/>
+          <w:color w:val="000000" w:themeColor="text1"/>
+          <w:sz w:val="28"/>
+          <w:szCs w:val="28"/>
+          <w14:shadow w14:blurRad="38100" w14:dist="19050" w14:dir="2700000" w14:sx="100000" w14:sy="100000" w14:kx="0" w14:ky="0" w14:algn="tl">
+            <w14:schemeClr w14:val="dk1">
+              <w14:alpha w14:val="60000"/>
+            </w14:schemeClr>
+          </w14:shadow>
+          <w14:textOutline w14:w="0" w14:cap="flat" w14:cmpd="sng" w14:algn="ctr">
+            <w14:noFill/>
+            <w14:prstDash w14:val="solid"/>
+            <w14:round/>
+          </w14:textOutline>
+        </w:rPr>
         <w:t>Вывод</w:t>
       </w:r>
-      <w:bookmarkEnd w:id="7"/>
+      <w:bookmarkEnd w:id="8"/>
     </w:p>
     <w:p>
       <w:r>
@@ -4056,7 +4718,7 @@
       </w:pPr>
     </w:p>
     <w:sectPr>
-      <w:footerReference w:type="default" r:id="rId8"/>
+      <w:footerReference w:type="default" r:id="rId13"/>
       <w:type w:val="oddPage"/>
       <w:pgSz w:w="11906" w:h="16838"/>
       <w:pgMar w:top="1134" w:right="851" w:bottom="1134" w:left="1701" w:header="709" w:footer="709" w:gutter="0"/>
@@ -7197,6 +7859,7 @@
   <w:style w:type="character" w:default="1" w:styleId="DefaultParagraphFont">
     <w:name w:val="Default Paragraph Font"/>
     <w:uiPriority w:val="1"/>
+    <w:semiHidden/>
     <w:unhideWhenUsed/>
   </w:style>
   <w:style w:type="table" w:default="1" w:styleId="TableNormal">
@@ -7650,6 +8313,25 @@
       <w:szCs w:val="20"/>
     </w:rPr>
   </w:style>
+  <w:style w:type="table" w:styleId="TableGrid">
+    <w:name w:val="Table Grid"/>
+    <w:basedOn w:val="TableNormal"/>
+    <w:uiPriority w:val="39"/>
+    <w:rsid w:val="0064357F"/>
+    <w:pPr>
+      <w:spacing w:after="0" w:line="240" w:lineRule="auto"/>
+    </w:pPr>
+    <w:tblPr>
+      <w:tblBorders>
+        <w:top w:val="single" w:sz="4" w:space="0" w:color="auto"/>
+        <w:left w:val="single" w:sz="4" w:space="0" w:color="auto"/>
+        <w:bottom w:val="single" w:sz="4" w:space="0" w:color="auto"/>
+        <w:right w:val="single" w:sz="4" w:space="0" w:color="auto"/>
+        <w:insideH w:val="single" w:sz="4" w:space="0" w:color="auto"/>
+        <w:insideV w:val="single" w:sz="4" w:space="0" w:color="auto"/>
+      </w:tblBorders>
+    </w:tblPr>
+  </w:style>
 </w:styles>
 </file>
 
